--- a/fuentes/22230066_CF2_AD.docx
+++ b/fuentes/22230066_CF2_AD.docx
@@ -1,6 +1,6 @@
 
 <file path=word/document.xml><?xml version="1.0" encoding="utf-8"?>
-<w:document xmlns:wpc="http://schemas.microsoft.com/office/word/2010/wordprocessingCanvas" xmlns:cx="http://schemas.microsoft.com/office/drawing/2014/chartex" xmlns:cx1="http://schemas.microsoft.com/office/drawing/2015/9/8/chartex" xmlns:cx2="http://schemas.microsoft.com/office/drawing/2015/10/21/chartex" xmlns:cx3="http://schemas.microsoft.com/office/drawing/2016/5/9/chartex" xmlns:cx4="http://schemas.microsoft.com/office/drawing/2016/5/10/chartex" xmlns:cx5="http://schemas.microsoft.com/office/drawing/2016/5/11/chartex" xmlns:cx6="http://schemas.microsoft.com/office/drawing/2016/5/12/chartex" xmlns:cx7="http://schemas.microsoft.com/office/drawing/2016/5/13/chartex" xmlns:cx8="http://schemas.microsoft.com/office/drawing/2016/5/14/chartex" xmlns:mc="http://schemas.openxmlformats.org/markup-compatibility/2006" xmlns:aink="http://schemas.microsoft.com/office/drawing/2016/ink" xmlns:am3d="http://schemas.microsoft.com/office/drawing/2017/model3d" xmlns:o="urn:schemas-microsoft-com:office:office" xmlns:oel="http://schemas.microsoft.com/office/2019/extlst" xmlns:r="http://schemas.openxmlformats.org/officeDocument/2006/relationships" xmlns:m="http://schemas.openxmlformats.org/officeDocument/2006/math" xmlns:v="urn:schemas-microsoft-com:vml" xmlns:wp14="http://schemas.microsoft.com/office/word/2010/wordprocessingDrawing" xmlns:wp="http://schemas.openxmlformats.org/drawingml/2006/wordprocessingDrawing" xmlns:w10="urn:schemas-microsoft-com:office:word" xmlns:w="http://schemas.openxmlformats.org/wordprocessingml/2006/main" xmlns:w14="http://schemas.microsoft.com/office/word/2010/wordml" xmlns:w15="http://schemas.microsoft.com/office/word/2012/wordml" xmlns:w16cex="http://schemas.microsoft.com/office/word/2018/wordml/cex" xmlns:w16cid="http://schemas.microsoft.com/office/word/2016/wordml/cid" xmlns:w16="http://schemas.microsoft.com/office/word/2018/wordml" xmlns:w16du="http://schemas.microsoft.com/office/word/2023/wordml/word16du" xmlns:w16sdtdh="http://schemas.microsoft.com/office/word/2020/wordml/sdtdatahash" xmlns:w16se="http://schemas.microsoft.com/office/word/2015/wordml/symex" xmlns:wpg="http://schemas.microsoft.com/office/word/2010/wordprocessingGroup" xmlns:wpi="http://schemas.microsoft.com/office/word/2010/wordprocessingInk" xmlns:wne="http://schemas.microsoft.com/office/word/2006/wordml" xmlns:wps="http://schemas.microsoft.com/office/word/2010/wordprocessingShape" xmlns:a="http://schemas.openxmlformats.org/drawingml/2006/main" xmlns:pic="http://schemas.openxmlformats.org/drawingml/2006/picture" mc:Ignorable="w14 w15 w16se w16cid w16 w16cex w16sdtdh w16du wp14">
+<w:document xmlns:wpc="http://schemas.microsoft.com/office/word/2010/wordprocessingCanvas" xmlns:cx="http://schemas.microsoft.com/office/drawing/2014/chartex" xmlns:cx1="http://schemas.microsoft.com/office/drawing/2015/9/8/chartex" xmlns:cx2="http://schemas.microsoft.com/office/drawing/2015/10/21/chartex" xmlns:cx3="http://schemas.microsoft.com/office/drawing/2016/5/9/chartex" xmlns:cx4="http://schemas.microsoft.com/office/drawing/2016/5/10/chartex" xmlns:cx5="http://schemas.microsoft.com/office/drawing/2016/5/11/chartex" xmlns:cx6="http://schemas.microsoft.com/office/drawing/2016/5/12/chartex" xmlns:cx7="http://schemas.microsoft.com/office/drawing/2016/5/13/chartex" xmlns:cx8="http://schemas.microsoft.com/office/drawing/2016/5/14/chartex" xmlns:mc="http://schemas.openxmlformats.org/markup-compatibility/2006" xmlns:aink="http://schemas.microsoft.com/office/drawing/2016/ink" xmlns:am3d="http://schemas.microsoft.com/office/drawing/2017/model3d" xmlns:o="urn:schemas-microsoft-com:office:office" xmlns:oel="http://schemas.microsoft.com/office/2019/extlst" xmlns:r="http://schemas.openxmlformats.org/officeDocument/2006/relationships" xmlns:m="http://schemas.openxmlformats.org/officeDocument/2006/math" xmlns:v="urn:schemas-microsoft-com:vml" xmlns:wp14="http://schemas.microsoft.com/office/word/2010/wordprocessingDrawing" xmlns:wp="http://schemas.openxmlformats.org/drawingml/2006/wordprocessingDrawing" xmlns:w10="urn:schemas-microsoft-com:office:word" xmlns:w="http://schemas.openxmlformats.org/wordprocessingml/2006/main" xmlns:w14="http://schemas.microsoft.com/office/word/2010/wordml" xmlns:w15="http://schemas.microsoft.com/office/word/2012/wordml" xmlns:w16cex="http://schemas.microsoft.com/office/word/2018/wordml/cex" xmlns:w16cid="http://schemas.microsoft.com/office/word/2016/wordml/cid" xmlns:w16="http://schemas.microsoft.com/office/word/2018/wordml" xmlns:w16du="http://schemas.microsoft.com/office/word/2023/wordml/word16du" xmlns:w16sdtdh="http://schemas.microsoft.com/office/word/2020/wordml/sdtdatahash" xmlns:w16sdtfl="http://schemas.microsoft.com/office/word/2024/wordml/sdtformatlock" xmlns:w16se="http://schemas.microsoft.com/office/word/2015/wordml/symex" xmlns:wpg="http://schemas.microsoft.com/office/word/2010/wordprocessingGroup" xmlns:wpi="http://schemas.microsoft.com/office/word/2010/wordprocessingInk" xmlns:wne="http://schemas.microsoft.com/office/word/2006/wordml" xmlns:wps="http://schemas.microsoft.com/office/word/2010/wordprocessingShape" mc:Ignorable="w14 w15 w16se w16cid w16 w16cex w16sdtdh w16sdtfl w16du wp14">
   <w:body>
     <w:p>
       <w:pPr>
@@ -18,12 +18,12 @@
         <w:tblW w:w="10154" w:type="dxa"/>
         <w:tblInd w:w="-680" w:type="dxa"/>
         <w:tblBorders>
-          <w:top w:val="single" w:color="F4B083" w:sz="4" w:space="0"/>
-          <w:left w:val="single" w:color="F4B083" w:sz="4" w:space="0"/>
-          <w:bottom w:val="single" w:color="F4B083" w:sz="4" w:space="0"/>
-          <w:right w:val="single" w:color="F4B083" w:sz="4" w:space="0"/>
-          <w:insideH w:val="single" w:color="F4B083" w:sz="4" w:space="0"/>
-          <w:insideV w:val="single" w:color="F4B083" w:sz="4" w:space="0"/>
+          <w:top w:val="single" w:sz="4" w:space="0" w:color="F4B083"/>
+          <w:left w:val="single" w:sz="4" w:space="0" w:color="F4B083"/>
+          <w:bottom w:val="single" w:sz="4" w:space="0" w:color="F4B083"/>
+          <w:right w:val="single" w:sz="4" w:space="0" w:color="F4B083"/>
+          <w:insideH w:val="single" w:sz="4" w:space="0" w:color="F4B083"/>
+          <w:insideV w:val="single" w:sz="4" w:space="0" w:color="F4B083"/>
         </w:tblBorders>
         <w:tblLayout w:type="fixed"/>
         <w:tblLook w:val="04A0" w:firstRow="1" w:lastRow="0" w:firstColumn="1" w:lastColumn="0" w:noHBand="0" w:noVBand="1"/>
@@ -40,9 +40,9 @@
         </w:trPr>
         <w:tc>
           <w:tcPr>
+            <w:cnfStyle w:val="001000000000" w:firstRow="0" w:lastRow="0" w:firstColumn="1" w:lastColumn="0" w:oddVBand="0" w:evenVBand="0" w:oddHBand="0" w:evenHBand="0" w:firstRowFirstColumn="0" w:firstRowLastColumn="0" w:lastRowFirstColumn="0" w:lastRowLastColumn="0"/>
             <w:tcW w:w="10154" w:type="dxa"/>
             <w:gridSpan w:val="4"/>
-            <w:tcMar/>
           </w:tcPr>
           <w:p>
             <w:pPr>
@@ -162,9 +162,9 @@
         </w:trPr>
         <w:tc>
           <w:tcPr>
+            <w:cnfStyle w:val="001000000000" w:firstRow="0" w:lastRow="0" w:firstColumn="1" w:lastColumn="0" w:oddVBand="0" w:evenVBand="0" w:oddHBand="0" w:evenHBand="0" w:firstRowFirstColumn="0" w:firstRowLastColumn="0" w:lastRowFirstColumn="0" w:lastRowLastColumn="0"/>
             <w:tcW w:w="10154" w:type="dxa"/>
             <w:gridSpan w:val="4"/>
-            <w:tcMar/>
           </w:tcPr>
           <w:p>
             <w:pPr>
@@ -197,7 +197,6 @@
               <w:spacing w:after="160" w:line="276" w:lineRule="auto"/>
               <w:rPr>
                 <w:rFonts w:eastAsia="Calibri"/>
-                <w:b w:val="0"/>
                 <w:color w:val="auto"/>
                 <w:sz w:val="20"/>
                 <w:szCs w:val="20"/>
@@ -244,7 +243,6 @@
               <w:spacing w:after="160" w:line="276" w:lineRule="auto"/>
               <w:rPr>
                 <w:rFonts w:eastAsia="Calibri"/>
-                <w:b w:val="0"/>
                 <w:color w:val="auto"/>
                 <w:sz w:val="20"/>
                 <w:szCs w:val="20"/>
@@ -271,7 +269,6 @@
               <w:spacing w:after="160" w:line="276" w:lineRule="auto"/>
               <w:rPr>
                 <w:rFonts w:eastAsia="Calibri"/>
-                <w:b w:val="0"/>
                 <w:color w:val="auto"/>
                 <w:sz w:val="20"/>
                 <w:szCs w:val="20"/>
@@ -298,7 +295,6 @@
               <w:spacing w:after="160" w:line="276" w:lineRule="auto"/>
               <w:rPr>
                 <w:rFonts w:eastAsia="Calibri"/>
-                <w:b w:val="0"/>
                 <w:color w:val="auto"/>
                 <w:sz w:val="20"/>
                 <w:szCs w:val="20"/>
@@ -325,7 +321,6 @@
               <w:spacing w:after="160" w:line="276" w:lineRule="auto"/>
               <w:rPr>
                 <w:rFonts w:eastAsia="Calibri"/>
-                <w:b w:val="0"/>
                 <w:color w:val="auto"/>
                 <w:sz w:val="20"/>
                 <w:szCs w:val="20"/>
@@ -408,9 +403,9 @@
       <w:tr>
         <w:tc>
           <w:tcPr>
+            <w:cnfStyle w:val="001000000000" w:firstRow="0" w:lastRow="0" w:firstColumn="1" w:lastColumn="0" w:oddVBand="0" w:evenVBand="0" w:oddHBand="0" w:evenHBand="0" w:firstRowFirstColumn="0" w:firstRowLastColumn="0" w:lastRowFirstColumn="0" w:lastRowLastColumn="0"/>
             <w:tcW w:w="2534" w:type="dxa"/>
             <w:gridSpan w:val="2"/>
-            <w:tcMar/>
           </w:tcPr>
           <w:p>
             <w:pPr>
@@ -459,7 +454,6 @@
           <w:tcPr>
             <w:tcW w:w="7620" w:type="dxa"/>
             <w:gridSpan w:val="2"/>
-            <w:tcMar/>
           </w:tcPr>
           <w:p>
             <w:pPr>
@@ -625,9 +619,9 @@
         </w:trPr>
         <w:tc>
           <w:tcPr>
+            <w:cnfStyle w:val="001000000000" w:firstRow="0" w:lastRow="0" w:firstColumn="1" w:lastColumn="0" w:oddVBand="0" w:evenVBand="0" w:oddHBand="0" w:evenHBand="0" w:firstRowFirstColumn="0" w:firstRowLastColumn="0" w:lastRowFirstColumn="0" w:lastRowLastColumn="0"/>
             <w:tcW w:w="2534" w:type="dxa"/>
             <w:gridSpan w:val="2"/>
-            <w:tcMar/>
           </w:tcPr>
           <w:p>
             <w:pPr>
@@ -653,7 +647,6 @@
           <w:tcPr>
             <w:tcW w:w="7620" w:type="dxa"/>
             <w:gridSpan w:val="2"/>
-            <w:tcMar/>
           </w:tcPr>
           <w:p>
             <w:pPr>
@@ -680,10 +673,10 @@
       <w:tr>
         <w:tc>
           <w:tcPr>
+            <w:cnfStyle w:val="001000000000" w:firstRow="0" w:lastRow="0" w:firstColumn="1" w:lastColumn="0" w:oddVBand="0" w:evenVBand="0" w:oddHBand="0" w:evenHBand="0" w:firstRowFirstColumn="0" w:firstRowLastColumn="0" w:lastRowFirstColumn="0" w:lastRowLastColumn="0"/>
             <w:tcW w:w="2534" w:type="dxa"/>
             <w:gridSpan w:val="2"/>
             <w:shd w:val="clear" w:color="auto" w:fill="FBE5D5"/>
-            <w:tcMar/>
           </w:tcPr>
           <w:p>
             <w:pPr>
@@ -709,7 +702,6 @@
           <w:tcPr>
             <w:tcW w:w="7620" w:type="dxa"/>
             <w:gridSpan w:val="2"/>
-            <w:tcMar/>
           </w:tcPr>
           <w:p>
             <w:pPr>
@@ -740,9 +732,9 @@
         </w:trPr>
         <w:tc>
           <w:tcPr>
+            <w:cnfStyle w:val="001000000000" w:firstRow="0" w:lastRow="0" w:firstColumn="1" w:lastColumn="0" w:oddVBand="0" w:evenVBand="0" w:oddHBand="0" w:evenHBand="0" w:firstRowFirstColumn="0" w:firstRowLastColumn="0" w:lastRowFirstColumn="0" w:lastRowLastColumn="0"/>
             <w:tcW w:w="2534" w:type="dxa"/>
             <w:gridSpan w:val="2"/>
-            <w:tcMar/>
           </w:tcPr>
           <w:p>
             <w:pPr>
@@ -768,7 +760,6 @@
           <w:tcPr>
             <w:tcW w:w="7620" w:type="dxa"/>
             <w:gridSpan w:val="2"/>
-            <w:tcMar/>
           </w:tcPr>
           <w:p>
             <w:pPr>
@@ -799,10 +790,10 @@
         </w:trPr>
         <w:tc>
           <w:tcPr>
+            <w:cnfStyle w:val="001000000000" w:firstRow="0" w:lastRow="0" w:firstColumn="1" w:lastColumn="0" w:oddVBand="0" w:evenVBand="0" w:oddHBand="0" w:evenHBand="0" w:firstRowFirstColumn="0" w:firstRowLastColumn="0" w:lastRowFirstColumn="0" w:lastRowLastColumn="0"/>
             <w:tcW w:w="10154" w:type="dxa"/>
             <w:gridSpan w:val="4"/>
             <w:shd w:val="clear" w:color="auto" w:fill="FFE599"/>
-            <w:tcMar/>
           </w:tcPr>
           <w:p>
             <w:pPr>
@@ -832,9 +823,9 @@
         </w:trPr>
         <w:tc>
           <w:tcPr>
+            <w:cnfStyle w:val="001000000000" w:firstRow="0" w:lastRow="0" w:firstColumn="1" w:lastColumn="0" w:oddVBand="0" w:evenVBand="0" w:oddHBand="0" w:evenHBand="0" w:firstRowFirstColumn="0" w:firstRowLastColumn="0" w:lastRowFirstColumn="0" w:lastRowLastColumn="0"/>
             <w:tcW w:w="2534" w:type="dxa"/>
             <w:gridSpan w:val="2"/>
-            <w:tcMar/>
           </w:tcPr>
           <w:p>
             <w:pPr>
@@ -860,7 +851,6 @@
           <w:tcPr>
             <w:tcW w:w="7620" w:type="dxa"/>
             <w:gridSpan w:val="2"/>
-            <w:tcMar/>
           </w:tcPr>
           <w:p>
             <w:pPr>
@@ -896,26 +886,12 @@
                 <w:sz w:val="20"/>
                 <w:szCs w:val="20"/>
               </w:rPr>
-              <w:t>off-</w:t>
-            </w:r>
-            <w:proofErr w:type="spellStart"/>
+              <w:t>off-grid</w:t>
+            </w:r>
             <w:r>
               <w:rPr>
                 <w:b/>
                 <w:bCs/>
-                <w:i/>
-                <w:iCs/>
-                <w:color w:val="auto"/>
-                <w:sz w:val="20"/>
-                <w:szCs w:val="20"/>
-              </w:rPr>
-              <w:t>grid</w:t>
-            </w:r>
-            <w:proofErr w:type="spellEnd"/>
-            <w:r>
-              <w:rPr>
-                <w:b/>
-                <w:bCs/>
                 <w:color w:val="auto"/>
                 <w:sz w:val="20"/>
                 <w:szCs w:val="20"/>
@@ -931,8 +907,8 @@
         </w:trPr>
         <w:tc>
           <w:tcPr>
+            <w:cnfStyle w:val="001000000000" w:firstRow="0" w:lastRow="0" w:firstColumn="1" w:lastColumn="0" w:oddVBand="0" w:evenVBand="0" w:oddHBand="0" w:evenHBand="0" w:firstRowFirstColumn="0" w:firstRowLastColumn="0" w:lastRowFirstColumn="0" w:lastRowLastColumn="0"/>
             <w:tcW w:w="1267" w:type="dxa"/>
-            <w:tcMar/>
           </w:tcPr>
           <w:p>
             <w:pPr>
@@ -959,7 +935,6 @@
             <w:tcW w:w="6727" w:type="dxa"/>
             <w:gridSpan w:val="2"/>
             <w:shd w:val="clear" w:color="auto" w:fill="FFFFFF" w:themeFill="background1"/>
-            <w:tcMar/>
           </w:tcPr>
           <w:p>
             <w:pPr>
@@ -986,7 +961,6 @@
           <w:tcPr>
             <w:tcW w:w="2160" w:type="dxa"/>
             <w:shd w:val="clear" w:color="auto" w:fill="FFFFFF" w:themeFill="background1"/>
-            <w:tcMar/>
           </w:tcPr>
           <w:p>
             <w:pPr>
@@ -1010,8 +984,8 @@
         </w:trPr>
         <w:tc>
           <w:tcPr>
+            <w:cnfStyle w:val="001000000000" w:firstRow="0" w:lastRow="0" w:firstColumn="1" w:lastColumn="0" w:oddVBand="0" w:evenVBand="0" w:oddHBand="0" w:evenHBand="0" w:firstRowFirstColumn="0" w:firstRowLastColumn="0" w:lastRowFirstColumn="0" w:lastRowLastColumn="0"/>
             <w:tcW w:w="1267" w:type="dxa"/>
-            <w:tcMar/>
           </w:tcPr>
           <w:p>
             <w:pPr>
@@ -1038,7 +1012,6 @@
             <w:tcW w:w="6727" w:type="dxa"/>
             <w:gridSpan w:val="2"/>
             <w:shd w:val="clear" w:color="auto" w:fill="FFFFFF" w:themeFill="background1"/>
-            <w:tcMar/>
           </w:tcPr>
           <w:p>
             <w:pPr>
@@ -1065,7 +1038,6 @@
           <w:tcPr>
             <w:tcW w:w="2160" w:type="dxa"/>
             <w:shd w:val="clear" w:color="auto" w:fill="FFFFFF" w:themeFill="background1"/>
-            <w:tcMar/>
           </w:tcPr>
           <w:p>
             <w:pPr>
@@ -1088,8 +1060,8 @@
         </w:trPr>
         <w:tc>
           <w:tcPr>
+            <w:cnfStyle w:val="001000000000" w:firstRow="0" w:lastRow="0" w:firstColumn="1" w:lastColumn="0" w:oddVBand="0" w:evenVBand="0" w:oddHBand="0" w:evenHBand="0" w:firstRowFirstColumn="0" w:firstRowLastColumn="0" w:lastRowFirstColumn="0" w:lastRowLastColumn="0"/>
             <w:tcW w:w="1267" w:type="dxa"/>
-            <w:tcMar/>
           </w:tcPr>
           <w:p>
             <w:pPr>
@@ -1116,7 +1088,6 @@
             <w:tcW w:w="6727" w:type="dxa"/>
             <w:gridSpan w:val="2"/>
             <w:shd w:val="clear" w:color="auto" w:fill="FFFFFF" w:themeFill="background1"/>
-            <w:tcMar/>
           </w:tcPr>
           <w:p>
             <w:pPr>
@@ -1143,7 +1114,6 @@
           <w:tcPr>
             <w:tcW w:w="2160" w:type="dxa"/>
             <w:shd w:val="clear" w:color="auto" w:fill="FFFFFF" w:themeFill="background1"/>
-            <w:tcMar/>
           </w:tcPr>
           <w:p>
             <w:pPr>
@@ -1176,8 +1146,8 @@
         </w:trPr>
         <w:tc>
           <w:tcPr>
+            <w:cnfStyle w:val="001000000000" w:firstRow="0" w:lastRow="0" w:firstColumn="1" w:lastColumn="0" w:oddVBand="0" w:evenVBand="0" w:oddHBand="0" w:evenHBand="0" w:firstRowFirstColumn="0" w:firstRowLastColumn="0" w:lastRowFirstColumn="0" w:lastRowLastColumn="0"/>
             <w:tcW w:w="1267" w:type="dxa"/>
-            <w:tcMar/>
           </w:tcPr>
           <w:p>
             <w:pPr>
@@ -1204,7 +1174,6 @@
             <w:tcW w:w="6727" w:type="dxa"/>
             <w:gridSpan w:val="2"/>
             <w:shd w:val="clear" w:color="auto" w:fill="FFFFFF" w:themeFill="background1"/>
-            <w:tcMar/>
           </w:tcPr>
           <w:p>
             <w:pPr>
@@ -1231,7 +1200,6 @@
           <w:tcPr>
             <w:tcW w:w="2160" w:type="dxa"/>
             <w:shd w:val="clear" w:color="auto" w:fill="FFFFFF" w:themeFill="background1"/>
-            <w:tcMar/>
           </w:tcPr>
           <w:p>
             <w:pPr>
@@ -1254,10 +1222,10 @@
         </w:trPr>
         <w:tc>
           <w:tcPr>
+            <w:cnfStyle w:val="001000000000" w:firstRow="0" w:lastRow="0" w:firstColumn="1" w:lastColumn="0" w:oddVBand="0" w:evenVBand="0" w:oddHBand="0" w:evenHBand="0" w:firstRowFirstColumn="0" w:firstRowLastColumn="0" w:lastRowFirstColumn="0" w:lastRowLastColumn="0"/>
             <w:tcW w:w="2534" w:type="dxa"/>
             <w:gridSpan w:val="2"/>
             <w:shd w:val="clear" w:color="auto" w:fill="FBE5D5"/>
-            <w:tcMar/>
           </w:tcPr>
           <w:p>
             <w:pPr>
@@ -1284,7 +1252,6 @@
             <w:tcW w:w="7620" w:type="dxa"/>
             <w:gridSpan w:val="2"/>
             <w:shd w:val="clear" w:color="auto" w:fill="FFFFFF" w:themeFill="background1"/>
-            <w:tcMar/>
           </w:tcPr>
           <w:p>
             <w:pPr>
@@ -1332,9 +1299,9 @@
         </w:trPr>
         <w:tc>
           <w:tcPr>
+            <w:cnfStyle w:val="001000000000" w:firstRow="0" w:lastRow="0" w:firstColumn="1" w:lastColumn="0" w:oddVBand="0" w:evenVBand="0" w:oddHBand="0" w:evenHBand="0" w:firstRowFirstColumn="0" w:firstRowLastColumn="0" w:lastRowFirstColumn="0" w:lastRowLastColumn="0"/>
             <w:tcW w:w="2534" w:type="dxa"/>
             <w:gridSpan w:val="2"/>
-            <w:tcMar/>
           </w:tcPr>
           <w:p>
             <w:pPr>
@@ -1361,7 +1328,6 @@
             <w:tcW w:w="7620" w:type="dxa"/>
             <w:gridSpan w:val="2"/>
             <w:shd w:val="clear" w:color="auto" w:fill="FFFFFF" w:themeFill="background1"/>
-            <w:tcMar/>
           </w:tcPr>
           <w:p>
             <w:pPr>
@@ -1392,10 +1358,10 @@
         </w:trPr>
         <w:tc>
           <w:tcPr>
+            <w:cnfStyle w:val="001000000000" w:firstRow="0" w:lastRow="0" w:firstColumn="1" w:lastColumn="0" w:oddVBand="0" w:evenVBand="0" w:oddHBand="0" w:evenHBand="0" w:firstRowFirstColumn="0" w:firstRowLastColumn="0" w:lastRowFirstColumn="0" w:lastRowLastColumn="0"/>
             <w:tcW w:w="2534" w:type="dxa"/>
             <w:gridSpan w:val="2"/>
             <w:shd w:val="clear" w:color="auto" w:fill="FBE5D5"/>
-            <w:tcMar/>
           </w:tcPr>
           <w:p>
             <w:pPr>
@@ -1422,7 +1388,6 @@
             <w:tcW w:w="7620" w:type="dxa"/>
             <w:gridSpan w:val="2"/>
             <w:shd w:val="clear" w:color="auto" w:fill="FBE5D5"/>
-            <w:tcMar/>
           </w:tcPr>
           <w:p>
             <w:pPr>
@@ -1460,8 +1425,8 @@
         </w:trPr>
         <w:tc>
           <w:tcPr>
+            <w:cnfStyle w:val="001000000000" w:firstRow="0" w:lastRow="0" w:firstColumn="1" w:lastColumn="0" w:oddVBand="0" w:evenVBand="0" w:oddHBand="0" w:evenHBand="0" w:firstRowFirstColumn="0" w:firstRowLastColumn="0" w:lastRowFirstColumn="0" w:lastRowLastColumn="0"/>
             <w:tcW w:w="1267" w:type="dxa"/>
-            <w:tcMar/>
           </w:tcPr>
           <w:p>
             <w:pPr>
@@ -1487,7 +1452,6 @@
           <w:tcPr>
             <w:tcW w:w="6727" w:type="dxa"/>
             <w:gridSpan w:val="2"/>
-            <w:tcMar/>
           </w:tcPr>
           <w:p>
             <w:pPr>
@@ -1513,7 +1477,6 @@
         <w:tc>
           <w:tcPr>
             <w:tcW w:w="2160" w:type="dxa"/>
-            <w:tcMar/>
           </w:tcPr>
           <w:p>
             <w:pPr>
@@ -1536,8 +1499,8 @@
         </w:trPr>
         <w:tc>
           <w:tcPr>
+            <w:cnfStyle w:val="001000000000" w:firstRow="0" w:lastRow="0" w:firstColumn="1" w:lastColumn="0" w:oddVBand="0" w:evenVBand="0" w:oddHBand="0" w:evenHBand="0" w:firstRowFirstColumn="0" w:firstRowLastColumn="0" w:lastRowFirstColumn="0" w:lastRowLastColumn="0"/>
             <w:tcW w:w="1267" w:type="dxa"/>
-            <w:tcMar/>
           </w:tcPr>
           <w:p>
             <w:pPr>
@@ -1563,7 +1526,6 @@
           <w:tcPr>
             <w:tcW w:w="6727" w:type="dxa"/>
             <w:gridSpan w:val="2"/>
-            <w:tcMar/>
           </w:tcPr>
           <w:p>
             <w:pPr>
@@ -1589,7 +1551,6 @@
         <w:tc>
           <w:tcPr>
             <w:tcW w:w="2160" w:type="dxa"/>
-            <w:tcMar/>
           </w:tcPr>
           <w:p>
             <w:pPr>
@@ -1622,8 +1583,8 @@
         </w:trPr>
         <w:tc>
           <w:tcPr>
+            <w:cnfStyle w:val="001000000000" w:firstRow="0" w:lastRow="0" w:firstColumn="1" w:lastColumn="0" w:oddVBand="0" w:evenVBand="0" w:oddHBand="0" w:evenHBand="0" w:firstRowFirstColumn="0" w:firstRowLastColumn="0" w:lastRowFirstColumn="0" w:lastRowLastColumn="0"/>
             <w:tcW w:w="1267" w:type="dxa"/>
-            <w:tcMar/>
           </w:tcPr>
           <w:p>
             <w:pPr>
@@ -1649,7 +1610,6 @@
           <w:tcPr>
             <w:tcW w:w="6727" w:type="dxa"/>
             <w:gridSpan w:val="2"/>
-            <w:tcMar/>
           </w:tcPr>
           <w:p>
             <w:pPr>
@@ -1675,7 +1635,6 @@
         <w:tc>
           <w:tcPr>
             <w:tcW w:w="2160" w:type="dxa"/>
-            <w:tcMar/>
           </w:tcPr>
           <w:p>
             <w:pPr>
@@ -1698,8 +1657,8 @@
         </w:trPr>
         <w:tc>
           <w:tcPr>
+            <w:cnfStyle w:val="001000000000" w:firstRow="0" w:lastRow="0" w:firstColumn="1" w:lastColumn="0" w:oddVBand="0" w:evenVBand="0" w:oddHBand="0" w:evenHBand="0" w:firstRowFirstColumn="0" w:firstRowLastColumn="0" w:lastRowFirstColumn="0" w:lastRowLastColumn="0"/>
             <w:tcW w:w="1267" w:type="dxa"/>
-            <w:tcMar/>
           </w:tcPr>
           <w:p>
             <w:pPr>
@@ -1726,7 +1685,6 @@
           <w:tcPr>
             <w:tcW w:w="6727" w:type="dxa"/>
             <w:gridSpan w:val="2"/>
-            <w:tcMar/>
           </w:tcPr>
           <w:p>
             <w:pPr>
@@ -1752,7 +1710,6 @@
         <w:tc>
           <w:tcPr>
             <w:tcW w:w="2160" w:type="dxa"/>
-            <w:tcMar/>
           </w:tcPr>
           <w:p>
             <w:pPr>
@@ -1776,9 +1733,9 @@
         </w:trPr>
         <w:tc>
           <w:tcPr>
+            <w:cnfStyle w:val="001000000000" w:firstRow="0" w:lastRow="0" w:firstColumn="1" w:lastColumn="0" w:oddVBand="0" w:evenVBand="0" w:oddHBand="0" w:evenHBand="0" w:firstRowFirstColumn="0" w:firstRowLastColumn="0" w:lastRowFirstColumn="0" w:lastRowLastColumn="0"/>
             <w:tcW w:w="2534" w:type="dxa"/>
             <w:gridSpan w:val="2"/>
-            <w:tcMar/>
           </w:tcPr>
           <w:p>
             <w:pPr>
@@ -1805,7 +1762,6 @@
             <w:tcW w:w="7620" w:type="dxa"/>
             <w:gridSpan w:val="2"/>
             <w:shd w:val="clear" w:color="auto" w:fill="FFFFFF" w:themeFill="background1"/>
-            <w:tcMar/>
           </w:tcPr>
           <w:p>
             <w:pPr>
@@ -1852,10 +1808,10 @@
         </w:trPr>
         <w:tc>
           <w:tcPr>
+            <w:cnfStyle w:val="001000000000" w:firstRow="0" w:lastRow="0" w:firstColumn="1" w:lastColumn="0" w:oddVBand="0" w:evenVBand="0" w:oddHBand="0" w:evenHBand="0" w:firstRowFirstColumn="0" w:firstRowLastColumn="0" w:lastRowFirstColumn="0" w:lastRowLastColumn="0"/>
             <w:tcW w:w="2534" w:type="dxa"/>
             <w:gridSpan w:val="2"/>
             <w:shd w:val="clear" w:color="auto" w:fill="FBE5D5"/>
-            <w:tcMar/>
           </w:tcPr>
           <w:p>
             <w:pPr>
@@ -1882,7 +1838,6 @@
             <w:tcW w:w="7620" w:type="dxa"/>
             <w:gridSpan w:val="2"/>
             <w:shd w:val="clear" w:color="auto" w:fill="FFFFFF" w:themeFill="background1"/>
-            <w:tcMar/>
           </w:tcPr>
           <w:p>
             <w:pPr>
@@ -1914,9 +1869,9 @@
         </w:trPr>
         <w:tc>
           <w:tcPr>
+            <w:cnfStyle w:val="001000000000" w:firstRow="0" w:lastRow="0" w:firstColumn="1" w:lastColumn="0" w:oddVBand="0" w:evenVBand="0" w:oddHBand="0" w:evenHBand="0" w:firstRowFirstColumn="0" w:firstRowLastColumn="0" w:lastRowFirstColumn="0" w:lastRowLastColumn="0"/>
             <w:tcW w:w="2534" w:type="dxa"/>
             <w:gridSpan w:val="2"/>
-            <w:tcMar/>
           </w:tcPr>
           <w:p>
             <w:pPr>
@@ -1942,7 +1897,6 @@
           <w:tcPr>
             <w:tcW w:w="7620" w:type="dxa"/>
             <w:gridSpan w:val="2"/>
-            <w:tcMar/>
           </w:tcPr>
           <w:p>
             <w:pPr>
@@ -1986,8 +1940,8 @@
         </w:trPr>
         <w:tc>
           <w:tcPr>
+            <w:cnfStyle w:val="001000000000" w:firstRow="0" w:lastRow="0" w:firstColumn="1" w:lastColumn="0" w:oddVBand="0" w:evenVBand="0" w:oddHBand="0" w:evenHBand="0" w:firstRowFirstColumn="0" w:firstRowLastColumn="0" w:lastRowFirstColumn="0" w:lastRowLastColumn="0"/>
             <w:tcW w:w="1267" w:type="dxa"/>
-            <w:tcMar/>
           </w:tcPr>
           <w:p>
             <w:pPr>
@@ -2013,7 +1967,6 @@
           <w:tcPr>
             <w:tcW w:w="6727" w:type="dxa"/>
             <w:gridSpan w:val="2"/>
-            <w:tcMar/>
           </w:tcPr>
           <w:p>
             <w:pPr>
@@ -2039,7 +1992,6 @@
         <w:tc>
           <w:tcPr>
             <w:tcW w:w="2160" w:type="dxa"/>
-            <w:tcMar/>
           </w:tcPr>
           <w:p>
             <w:pPr>
@@ -2063,8 +2015,8 @@
         </w:trPr>
         <w:tc>
           <w:tcPr>
+            <w:cnfStyle w:val="001000000000" w:firstRow="0" w:lastRow="0" w:firstColumn="1" w:lastColumn="0" w:oddVBand="0" w:evenVBand="0" w:oddHBand="0" w:evenHBand="0" w:firstRowFirstColumn="0" w:firstRowLastColumn="0" w:lastRowFirstColumn="0" w:lastRowLastColumn="0"/>
             <w:tcW w:w="1267" w:type="dxa"/>
-            <w:tcMar/>
           </w:tcPr>
           <w:p>
             <w:pPr>
@@ -2090,7 +2042,6 @@
           <w:tcPr>
             <w:tcW w:w="6727" w:type="dxa"/>
             <w:gridSpan w:val="2"/>
-            <w:tcMar/>
           </w:tcPr>
           <w:p>
             <w:pPr>
@@ -2116,7 +2067,6 @@
         <w:tc>
           <w:tcPr>
             <w:tcW w:w="2160" w:type="dxa"/>
-            <w:tcMar/>
           </w:tcPr>
           <w:p>
             <w:pPr>
@@ -2139,8 +2089,8 @@
         </w:trPr>
         <w:tc>
           <w:tcPr>
+            <w:cnfStyle w:val="001000000000" w:firstRow="0" w:lastRow="0" w:firstColumn="1" w:lastColumn="0" w:oddVBand="0" w:evenVBand="0" w:oddHBand="0" w:evenHBand="0" w:firstRowFirstColumn="0" w:firstRowLastColumn="0" w:lastRowFirstColumn="0" w:lastRowLastColumn="0"/>
             <w:tcW w:w="1267" w:type="dxa"/>
-            <w:tcMar/>
           </w:tcPr>
           <w:p>
             <w:pPr>
@@ -2166,7 +2116,6 @@
           <w:tcPr>
             <w:tcW w:w="6727" w:type="dxa"/>
             <w:gridSpan w:val="2"/>
-            <w:tcMar/>
           </w:tcPr>
           <w:p>
             <w:pPr>
@@ -2192,7 +2141,6 @@
         <w:tc>
           <w:tcPr>
             <w:tcW w:w="2160" w:type="dxa"/>
-            <w:tcMar/>
           </w:tcPr>
           <w:p>
             <w:pPr>
@@ -2225,8 +2173,8 @@
         </w:trPr>
         <w:tc>
           <w:tcPr>
+            <w:cnfStyle w:val="001000000000" w:firstRow="0" w:lastRow="0" w:firstColumn="1" w:lastColumn="0" w:oddVBand="0" w:evenVBand="0" w:oddHBand="0" w:evenHBand="0" w:firstRowFirstColumn="0" w:firstRowLastColumn="0" w:lastRowFirstColumn="0" w:lastRowLastColumn="0"/>
             <w:tcW w:w="1267" w:type="dxa"/>
-            <w:tcMar/>
           </w:tcPr>
           <w:p>
             <w:pPr>
@@ -2252,7 +2200,6 @@
           <w:tcPr>
             <w:tcW w:w="6727" w:type="dxa"/>
             <w:gridSpan w:val="2"/>
-            <w:tcMar/>
           </w:tcPr>
           <w:p>
             <w:pPr>
@@ -2278,7 +2225,6 @@
         <w:tc>
           <w:tcPr>
             <w:tcW w:w="2160" w:type="dxa"/>
-            <w:tcMar/>
           </w:tcPr>
           <w:p>
             <w:pPr>
@@ -2301,10 +2247,10 @@
         </w:trPr>
         <w:tc>
           <w:tcPr>
+            <w:cnfStyle w:val="001000000000" w:firstRow="0" w:lastRow="0" w:firstColumn="1" w:lastColumn="0" w:oddVBand="0" w:evenVBand="0" w:oddHBand="0" w:evenHBand="0" w:firstRowFirstColumn="0" w:firstRowLastColumn="0" w:lastRowFirstColumn="0" w:lastRowLastColumn="0"/>
             <w:tcW w:w="2534" w:type="dxa"/>
             <w:gridSpan w:val="2"/>
             <w:shd w:val="clear" w:color="auto" w:fill="FBE5D5"/>
-            <w:tcMar/>
           </w:tcPr>
           <w:p>
             <w:pPr>
@@ -2331,7 +2277,6 @@
             <w:tcW w:w="7620" w:type="dxa"/>
             <w:gridSpan w:val="2"/>
             <w:shd w:val="clear" w:color="auto" w:fill="FFFFFF" w:themeFill="background1"/>
-            <w:tcMar/>
           </w:tcPr>
           <w:p>
             <w:pPr>
@@ -2363,9 +2308,9 @@
         </w:trPr>
         <w:tc>
           <w:tcPr>
+            <w:cnfStyle w:val="001000000000" w:firstRow="0" w:lastRow="0" w:firstColumn="1" w:lastColumn="0" w:oddVBand="0" w:evenVBand="0" w:oddHBand="0" w:evenHBand="0" w:firstRowFirstColumn="0" w:firstRowLastColumn="0" w:lastRowFirstColumn="0" w:lastRowLastColumn="0"/>
             <w:tcW w:w="2534" w:type="dxa"/>
             <w:gridSpan w:val="2"/>
-            <w:tcMar/>
           </w:tcPr>
           <w:p>
             <w:pPr>
@@ -2392,7 +2337,6 @@
             <w:tcW w:w="7620" w:type="dxa"/>
             <w:gridSpan w:val="2"/>
             <w:shd w:val="clear" w:color="auto" w:fill="FFFFFF" w:themeFill="background1"/>
-            <w:tcMar/>
           </w:tcPr>
           <w:p>
             <w:pPr>
@@ -2423,10 +2367,10 @@
         </w:trPr>
         <w:tc>
           <w:tcPr>
+            <w:cnfStyle w:val="001000000000" w:firstRow="0" w:lastRow="0" w:firstColumn="1" w:lastColumn="0" w:oddVBand="0" w:evenVBand="0" w:oddHBand="0" w:evenHBand="0" w:firstRowFirstColumn="0" w:firstRowLastColumn="0" w:lastRowFirstColumn="0" w:lastRowLastColumn="0"/>
             <w:tcW w:w="2534" w:type="dxa"/>
             <w:gridSpan w:val="2"/>
             <w:shd w:val="clear" w:color="auto" w:fill="FBE5D5"/>
-            <w:tcMar/>
           </w:tcPr>
           <w:p>
             <w:pPr>
@@ -2453,7 +2397,6 @@
             <w:tcW w:w="7620" w:type="dxa"/>
             <w:gridSpan w:val="2"/>
             <w:shd w:val="clear" w:color="auto" w:fill="FBE5D5"/>
-            <w:tcMar/>
           </w:tcPr>
           <w:p>
             <w:pPr>
@@ -2488,8 +2431,8 @@
         </w:trPr>
         <w:tc>
           <w:tcPr>
+            <w:cnfStyle w:val="001000000000" w:firstRow="0" w:lastRow="0" w:firstColumn="1" w:lastColumn="0" w:oddVBand="0" w:evenVBand="0" w:oddHBand="0" w:evenHBand="0" w:firstRowFirstColumn="0" w:firstRowLastColumn="0" w:lastRowFirstColumn="0" w:lastRowLastColumn="0"/>
             <w:tcW w:w="1267" w:type="dxa"/>
-            <w:tcMar/>
           </w:tcPr>
           <w:p>
             <w:pPr>
@@ -2516,7 +2459,6 @@
             <w:tcW w:w="6727" w:type="dxa"/>
             <w:gridSpan w:val="2"/>
             <w:shd w:val="clear" w:color="auto" w:fill="FFFFFF" w:themeFill="background1"/>
-            <w:tcMar/>
           </w:tcPr>
           <w:p>
             <w:pPr>
@@ -2543,7 +2485,6 @@
           <w:tcPr>
             <w:tcW w:w="2160" w:type="dxa"/>
             <w:shd w:val="clear" w:color="auto" w:fill="FFFFFF" w:themeFill="background1"/>
-            <w:tcMar/>
           </w:tcPr>
           <w:p>
             <w:pPr>
@@ -2566,8 +2507,8 @@
         </w:trPr>
         <w:tc>
           <w:tcPr>
+            <w:cnfStyle w:val="001000000000" w:firstRow="0" w:lastRow="0" w:firstColumn="1" w:lastColumn="0" w:oddVBand="0" w:evenVBand="0" w:oddHBand="0" w:evenHBand="0" w:firstRowFirstColumn="0" w:firstRowLastColumn="0" w:lastRowFirstColumn="0" w:lastRowLastColumn="0"/>
             <w:tcW w:w="1267" w:type="dxa"/>
-            <w:tcMar/>
           </w:tcPr>
           <w:p>
             <w:pPr>
@@ -2594,7 +2535,6 @@
             <w:tcW w:w="6727" w:type="dxa"/>
             <w:gridSpan w:val="2"/>
             <w:shd w:val="clear" w:color="auto" w:fill="FFFFFF" w:themeFill="background1"/>
-            <w:tcMar/>
           </w:tcPr>
           <w:p>
             <w:pPr>
@@ -2621,7 +2561,6 @@
           <w:tcPr>
             <w:tcW w:w="2160" w:type="dxa"/>
             <w:shd w:val="clear" w:color="auto" w:fill="FFFFFF" w:themeFill="background1"/>
-            <w:tcMar/>
           </w:tcPr>
           <w:p>
             <w:pPr>
@@ -2645,8 +2584,8 @@
         </w:trPr>
         <w:tc>
           <w:tcPr>
+            <w:cnfStyle w:val="001000000000" w:firstRow="0" w:lastRow="0" w:firstColumn="1" w:lastColumn="0" w:oddVBand="0" w:evenVBand="0" w:oddHBand="0" w:evenHBand="0" w:firstRowFirstColumn="0" w:firstRowLastColumn="0" w:lastRowFirstColumn="0" w:lastRowLastColumn="0"/>
             <w:tcW w:w="1267" w:type="dxa"/>
-            <w:tcMar/>
           </w:tcPr>
           <w:p>
             <w:pPr>
@@ -2673,7 +2612,6 @@
             <w:tcW w:w="6727" w:type="dxa"/>
             <w:gridSpan w:val="2"/>
             <w:shd w:val="clear" w:color="auto" w:fill="FFFFFF" w:themeFill="background1"/>
-            <w:tcMar/>
           </w:tcPr>
           <w:p>
             <w:pPr>
@@ -2700,7 +2638,6 @@
           <w:tcPr>
             <w:tcW w:w="2160" w:type="dxa"/>
             <w:shd w:val="clear" w:color="auto" w:fill="FFFFFF" w:themeFill="background1"/>
-            <w:tcMar/>
           </w:tcPr>
           <w:p>
             <w:pPr>
@@ -2732,8 +2669,8 @@
         </w:trPr>
         <w:tc>
           <w:tcPr>
+            <w:cnfStyle w:val="001000000000" w:firstRow="0" w:lastRow="0" w:firstColumn="1" w:lastColumn="0" w:oddVBand="0" w:evenVBand="0" w:oddHBand="0" w:evenHBand="0" w:firstRowFirstColumn="0" w:firstRowLastColumn="0" w:lastRowFirstColumn="0" w:lastRowLastColumn="0"/>
             <w:tcW w:w="1267" w:type="dxa"/>
-            <w:tcMar/>
           </w:tcPr>
           <w:p>
             <w:pPr>
@@ -2760,7 +2697,6 @@
             <w:tcW w:w="6727" w:type="dxa"/>
             <w:gridSpan w:val="2"/>
             <w:shd w:val="clear" w:color="auto" w:fill="FFFFFF" w:themeFill="background1"/>
-            <w:tcMar/>
           </w:tcPr>
           <w:p>
             <w:pPr>
@@ -2787,7 +2723,6 @@
           <w:tcPr>
             <w:tcW w:w="2160" w:type="dxa"/>
             <w:shd w:val="clear" w:color="auto" w:fill="FFFFFF" w:themeFill="background1"/>
-            <w:tcMar/>
           </w:tcPr>
           <w:p>
             <w:pPr>
@@ -2811,9 +2746,9 @@
         </w:trPr>
         <w:tc>
           <w:tcPr>
+            <w:cnfStyle w:val="001000000000" w:firstRow="0" w:lastRow="0" w:firstColumn="1" w:lastColumn="0" w:oddVBand="0" w:evenVBand="0" w:oddHBand="0" w:evenHBand="0" w:firstRowFirstColumn="0" w:firstRowLastColumn="0" w:lastRowFirstColumn="0" w:lastRowLastColumn="0"/>
             <w:tcW w:w="2534" w:type="dxa"/>
             <w:gridSpan w:val="2"/>
-            <w:tcMar/>
           </w:tcPr>
           <w:p>
             <w:pPr>
@@ -2840,7 +2775,6 @@
             <w:tcW w:w="7620" w:type="dxa"/>
             <w:gridSpan w:val="2"/>
             <w:shd w:val="clear" w:color="auto" w:fill="FFFFFF" w:themeFill="background1"/>
-            <w:tcMar/>
           </w:tcPr>
           <w:p>
             <w:pPr>
@@ -2871,10 +2805,10 @@
         </w:trPr>
         <w:tc>
           <w:tcPr>
+            <w:cnfStyle w:val="001000000000" w:firstRow="0" w:lastRow="0" w:firstColumn="1" w:lastColumn="0" w:oddVBand="0" w:evenVBand="0" w:oddHBand="0" w:evenHBand="0" w:firstRowFirstColumn="0" w:firstRowLastColumn="0" w:lastRowFirstColumn="0" w:lastRowLastColumn="0"/>
             <w:tcW w:w="2534" w:type="dxa"/>
             <w:gridSpan w:val="2"/>
             <w:shd w:val="clear" w:color="auto" w:fill="FBE5D5"/>
-            <w:tcMar/>
           </w:tcPr>
           <w:p>
             <w:pPr>
@@ -2901,7 +2835,6 @@
             <w:tcW w:w="7620" w:type="dxa"/>
             <w:gridSpan w:val="2"/>
             <w:shd w:val="clear" w:color="auto" w:fill="FFFFFF" w:themeFill="background1"/>
-            <w:tcMar/>
           </w:tcPr>
           <w:p>
             <w:pPr>
@@ -2933,9 +2866,9 @@
         </w:trPr>
         <w:tc>
           <w:tcPr>
+            <w:cnfStyle w:val="001000000000" w:firstRow="0" w:lastRow="0" w:firstColumn="1" w:lastColumn="0" w:oddVBand="0" w:evenVBand="0" w:oddHBand="0" w:evenHBand="0" w:firstRowFirstColumn="0" w:firstRowLastColumn="0" w:lastRowFirstColumn="0" w:lastRowLastColumn="0"/>
             <w:tcW w:w="2534" w:type="dxa"/>
             <w:gridSpan w:val="2"/>
-            <w:tcMar/>
           </w:tcPr>
           <w:p>
             <w:pPr>
@@ -2961,7 +2894,6 @@
           <w:tcPr>
             <w:tcW w:w="7620" w:type="dxa"/>
             <w:gridSpan w:val="2"/>
-            <w:tcMar/>
           </w:tcPr>
           <w:p>
             <w:pPr>
@@ -2995,8 +2927,8 @@
         </w:trPr>
         <w:tc>
           <w:tcPr>
+            <w:cnfStyle w:val="001000000000" w:firstRow="0" w:lastRow="0" w:firstColumn="1" w:lastColumn="0" w:oddVBand="0" w:evenVBand="0" w:oddHBand="0" w:evenHBand="0" w:firstRowFirstColumn="0" w:firstRowLastColumn="0" w:lastRowFirstColumn="0" w:lastRowLastColumn="0"/>
             <w:tcW w:w="1267" w:type="dxa"/>
-            <w:tcMar/>
           </w:tcPr>
           <w:p>
             <w:pPr>
@@ -3023,7 +2955,6 @@
             <w:tcW w:w="6727" w:type="dxa"/>
             <w:gridSpan w:val="2"/>
             <w:shd w:val="clear" w:color="auto" w:fill="FFFFFF" w:themeFill="background1"/>
-            <w:tcMar/>
           </w:tcPr>
           <w:p>
             <w:pPr>
@@ -3050,7 +2981,6 @@
           <w:tcPr>
             <w:tcW w:w="2160" w:type="dxa"/>
             <w:shd w:val="clear" w:color="auto" w:fill="FFFFFF" w:themeFill="background1"/>
-            <w:tcMar/>
           </w:tcPr>
           <w:p>
             <w:pPr>
@@ -3074,8 +3004,8 @@
         </w:trPr>
         <w:tc>
           <w:tcPr>
+            <w:cnfStyle w:val="001000000000" w:firstRow="0" w:lastRow="0" w:firstColumn="1" w:lastColumn="0" w:oddVBand="0" w:evenVBand="0" w:oddHBand="0" w:evenHBand="0" w:firstRowFirstColumn="0" w:firstRowLastColumn="0" w:lastRowFirstColumn="0" w:lastRowLastColumn="0"/>
             <w:tcW w:w="1267" w:type="dxa"/>
-            <w:tcMar/>
           </w:tcPr>
           <w:p>
             <w:pPr>
@@ -3102,7 +3032,6 @@
             <w:tcW w:w="6727" w:type="dxa"/>
             <w:gridSpan w:val="2"/>
             <w:shd w:val="clear" w:color="auto" w:fill="FFFFFF" w:themeFill="background1"/>
-            <w:tcMar/>
           </w:tcPr>
           <w:p>
             <w:pPr>
@@ -3129,7 +3058,6 @@
           <w:tcPr>
             <w:tcW w:w="2160" w:type="dxa"/>
             <w:shd w:val="clear" w:color="auto" w:fill="FFFFFF" w:themeFill="background1"/>
-            <w:tcMar/>
           </w:tcPr>
           <w:p>
             <w:pPr>
@@ -3152,8 +3080,8 @@
         </w:trPr>
         <w:tc>
           <w:tcPr>
+            <w:cnfStyle w:val="001000000000" w:firstRow="0" w:lastRow="0" w:firstColumn="1" w:lastColumn="0" w:oddVBand="0" w:evenVBand="0" w:oddHBand="0" w:evenHBand="0" w:firstRowFirstColumn="0" w:firstRowLastColumn="0" w:lastRowFirstColumn="0" w:lastRowLastColumn="0"/>
             <w:tcW w:w="1267" w:type="dxa"/>
-            <w:tcMar/>
           </w:tcPr>
           <w:p>
             <w:pPr>
@@ -3180,7 +3108,6 @@
             <w:tcW w:w="6727" w:type="dxa"/>
             <w:gridSpan w:val="2"/>
             <w:shd w:val="clear" w:color="auto" w:fill="FFFFFF" w:themeFill="background1"/>
-            <w:tcMar/>
           </w:tcPr>
           <w:p>
             <w:pPr>
@@ -3207,7 +3134,6 @@
           <w:tcPr>
             <w:tcW w:w="2160" w:type="dxa"/>
             <w:shd w:val="clear" w:color="auto" w:fill="FFFFFF" w:themeFill="background1"/>
-            <w:tcMar/>
           </w:tcPr>
           <w:p>
             <w:pPr>
@@ -3240,8 +3166,8 @@
         </w:trPr>
         <w:tc>
           <w:tcPr>
+            <w:cnfStyle w:val="001000000000" w:firstRow="0" w:lastRow="0" w:firstColumn="1" w:lastColumn="0" w:oddVBand="0" w:evenVBand="0" w:oddHBand="0" w:evenHBand="0" w:firstRowFirstColumn="0" w:firstRowLastColumn="0" w:lastRowFirstColumn="0" w:lastRowLastColumn="0"/>
             <w:tcW w:w="1267" w:type="dxa"/>
-            <w:tcMar/>
           </w:tcPr>
           <w:p>
             <w:pPr>
@@ -3268,7 +3194,6 @@
             <w:tcW w:w="6727" w:type="dxa"/>
             <w:gridSpan w:val="2"/>
             <w:shd w:val="clear" w:color="auto" w:fill="FFFFFF" w:themeFill="background1"/>
-            <w:tcMar/>
           </w:tcPr>
           <w:p>
             <w:pPr>
@@ -3295,7 +3220,6 @@
           <w:tcPr>
             <w:tcW w:w="2160" w:type="dxa"/>
             <w:shd w:val="clear" w:color="auto" w:fill="FFFFFF" w:themeFill="background1"/>
-            <w:tcMar/>
           </w:tcPr>
           <w:p>
             <w:pPr>
@@ -3318,10 +3242,10 @@
         </w:trPr>
         <w:tc>
           <w:tcPr>
+            <w:cnfStyle w:val="001000000000" w:firstRow="0" w:lastRow="0" w:firstColumn="1" w:lastColumn="0" w:oddVBand="0" w:evenVBand="0" w:oddHBand="0" w:evenHBand="0" w:firstRowFirstColumn="0" w:firstRowLastColumn="0" w:lastRowFirstColumn="0" w:lastRowLastColumn="0"/>
             <w:tcW w:w="2534" w:type="dxa"/>
             <w:gridSpan w:val="2"/>
             <w:shd w:val="clear" w:color="auto" w:fill="FBE5D5"/>
-            <w:tcMar/>
           </w:tcPr>
           <w:p>
             <w:pPr>
@@ -3348,7 +3272,6 @@
             <w:tcW w:w="7620" w:type="dxa"/>
             <w:gridSpan w:val="2"/>
             <w:shd w:val="clear" w:color="auto" w:fill="FFFFFF" w:themeFill="background1"/>
-            <w:tcMar/>
           </w:tcPr>
           <w:p>
             <w:pPr>
@@ -3380,9 +3303,9 @@
         </w:trPr>
         <w:tc>
           <w:tcPr>
+            <w:cnfStyle w:val="001000000000" w:firstRow="0" w:lastRow="0" w:firstColumn="1" w:lastColumn="0" w:oddVBand="0" w:evenVBand="0" w:oddHBand="0" w:evenHBand="0" w:firstRowFirstColumn="0" w:firstRowLastColumn="0" w:lastRowFirstColumn="0" w:lastRowLastColumn="0"/>
             <w:tcW w:w="2534" w:type="dxa"/>
             <w:gridSpan w:val="2"/>
-            <w:tcMar/>
           </w:tcPr>
           <w:p>
             <w:pPr>
@@ -3409,7 +3332,6 @@
             <w:tcW w:w="7620" w:type="dxa"/>
             <w:gridSpan w:val="2"/>
             <w:shd w:val="clear" w:color="auto" w:fill="FFFFFF" w:themeFill="background1"/>
-            <w:tcMar/>
           </w:tcPr>
           <w:p>
             <w:pPr>
@@ -3440,10 +3362,10 @@
         </w:trPr>
         <w:tc>
           <w:tcPr>
+            <w:cnfStyle w:val="001000000000" w:firstRow="0" w:lastRow="0" w:firstColumn="1" w:lastColumn="0" w:oddVBand="0" w:evenVBand="0" w:oddHBand="0" w:evenHBand="0" w:firstRowFirstColumn="0" w:firstRowLastColumn="0" w:lastRowFirstColumn="0" w:lastRowLastColumn="0"/>
             <w:tcW w:w="2534" w:type="dxa"/>
             <w:gridSpan w:val="2"/>
             <w:shd w:val="clear" w:color="auto" w:fill="FBE5D5"/>
-            <w:tcMar/>
           </w:tcPr>
           <w:p>
             <w:pPr>
@@ -3470,7 +3392,6 @@
             <w:tcW w:w="7620" w:type="dxa"/>
             <w:gridSpan w:val="2"/>
             <w:shd w:val="clear" w:color="auto" w:fill="FBE5D5"/>
-            <w:tcMar/>
           </w:tcPr>
           <w:p>
             <w:pPr>
@@ -3505,8 +3426,8 @@
         </w:trPr>
         <w:tc>
           <w:tcPr>
+            <w:cnfStyle w:val="001000000000" w:firstRow="0" w:lastRow="0" w:firstColumn="1" w:lastColumn="0" w:oddVBand="0" w:evenVBand="0" w:oddHBand="0" w:evenHBand="0" w:firstRowFirstColumn="0" w:firstRowLastColumn="0" w:lastRowFirstColumn="0" w:lastRowLastColumn="0"/>
             <w:tcW w:w="1267" w:type="dxa"/>
-            <w:tcMar/>
           </w:tcPr>
           <w:p>
             <w:pPr>
@@ -3533,7 +3454,6 @@
             <w:tcW w:w="6727" w:type="dxa"/>
             <w:gridSpan w:val="2"/>
             <w:shd w:val="clear" w:color="auto" w:fill="FFFFFF" w:themeFill="background1"/>
-            <w:tcMar/>
           </w:tcPr>
           <w:p>
             <w:pPr>
@@ -3560,7 +3480,6 @@
           <w:tcPr>
             <w:tcW w:w="2160" w:type="dxa"/>
             <w:shd w:val="clear" w:color="auto" w:fill="FFFFFF" w:themeFill="background1"/>
-            <w:tcMar/>
           </w:tcPr>
           <w:p>
             <w:pPr>
@@ -3583,8 +3502,8 @@
         </w:trPr>
         <w:tc>
           <w:tcPr>
+            <w:cnfStyle w:val="001000000000" w:firstRow="0" w:lastRow="0" w:firstColumn="1" w:lastColumn="0" w:oddVBand="0" w:evenVBand="0" w:oddHBand="0" w:evenHBand="0" w:firstRowFirstColumn="0" w:firstRowLastColumn="0" w:lastRowFirstColumn="0" w:lastRowLastColumn="0"/>
             <w:tcW w:w="1267" w:type="dxa"/>
-            <w:tcMar/>
           </w:tcPr>
           <w:p>
             <w:pPr>
@@ -3611,7 +3530,6 @@
             <w:tcW w:w="6727" w:type="dxa"/>
             <w:gridSpan w:val="2"/>
             <w:shd w:val="clear" w:color="auto" w:fill="FFFFFF" w:themeFill="background1"/>
-            <w:tcMar/>
           </w:tcPr>
           <w:p>
             <w:pPr>
@@ -3638,7 +3556,6 @@
           <w:tcPr>
             <w:tcW w:w="2160" w:type="dxa"/>
             <w:shd w:val="clear" w:color="auto" w:fill="FFFFFF" w:themeFill="background1"/>
-            <w:tcMar/>
           </w:tcPr>
           <w:p>
             <w:pPr>
@@ -3671,8 +3588,8 @@
         </w:trPr>
         <w:tc>
           <w:tcPr>
+            <w:cnfStyle w:val="001000000000" w:firstRow="0" w:lastRow="0" w:firstColumn="1" w:lastColumn="0" w:oddVBand="0" w:evenVBand="0" w:oddHBand="0" w:evenHBand="0" w:firstRowFirstColumn="0" w:firstRowLastColumn="0" w:lastRowFirstColumn="0" w:lastRowLastColumn="0"/>
             <w:tcW w:w="1267" w:type="dxa"/>
-            <w:tcMar/>
           </w:tcPr>
           <w:p>
             <w:pPr>
@@ -3699,7 +3616,6 @@
             <w:tcW w:w="6727" w:type="dxa"/>
             <w:gridSpan w:val="2"/>
             <w:shd w:val="clear" w:color="auto" w:fill="FFFFFF" w:themeFill="background1"/>
-            <w:tcMar/>
           </w:tcPr>
           <w:p>
             <w:pPr>
@@ -3726,7 +3642,6 @@
           <w:tcPr>
             <w:tcW w:w="2160" w:type="dxa"/>
             <w:shd w:val="clear" w:color="auto" w:fill="FFFFFF" w:themeFill="background1"/>
-            <w:tcMar/>
           </w:tcPr>
           <w:p>
             <w:pPr>
@@ -3749,8 +3664,8 @@
         </w:trPr>
         <w:tc>
           <w:tcPr>
+            <w:cnfStyle w:val="001000000000" w:firstRow="0" w:lastRow="0" w:firstColumn="1" w:lastColumn="0" w:oddVBand="0" w:evenVBand="0" w:oddHBand="0" w:evenHBand="0" w:firstRowFirstColumn="0" w:firstRowLastColumn="0" w:lastRowFirstColumn="0" w:lastRowLastColumn="0"/>
             <w:tcW w:w="1267" w:type="dxa"/>
-            <w:tcMar/>
           </w:tcPr>
           <w:p>
             <w:pPr>
@@ -3777,7 +3692,6 @@
             <w:tcW w:w="6727" w:type="dxa"/>
             <w:gridSpan w:val="2"/>
             <w:shd w:val="clear" w:color="auto" w:fill="FFFFFF" w:themeFill="background1"/>
-            <w:tcMar/>
           </w:tcPr>
           <w:p>
             <w:pPr>
@@ -3804,7 +3718,6 @@
           <w:tcPr>
             <w:tcW w:w="2160" w:type="dxa"/>
             <w:shd w:val="clear" w:color="auto" w:fill="FFFFFF" w:themeFill="background1"/>
-            <w:tcMar/>
           </w:tcPr>
           <w:p>
             <w:pPr>
@@ -3828,9 +3741,9 @@
         </w:trPr>
         <w:tc>
           <w:tcPr>
+            <w:cnfStyle w:val="001000000000" w:firstRow="0" w:lastRow="0" w:firstColumn="1" w:lastColumn="0" w:oddVBand="0" w:evenVBand="0" w:oddHBand="0" w:evenHBand="0" w:firstRowFirstColumn="0" w:firstRowLastColumn="0" w:lastRowFirstColumn="0" w:lastRowLastColumn="0"/>
             <w:tcW w:w="2534" w:type="dxa"/>
             <w:gridSpan w:val="2"/>
-            <w:tcMar/>
           </w:tcPr>
           <w:p>
             <w:pPr>
@@ -3857,7 +3770,6 @@
             <w:tcW w:w="7620" w:type="dxa"/>
             <w:gridSpan w:val="2"/>
             <w:shd w:val="clear" w:color="auto" w:fill="FFFFFF" w:themeFill="background1"/>
-            <w:tcMar/>
           </w:tcPr>
           <w:p>
             <w:pPr>
@@ -3888,10 +3800,10 @@
         </w:trPr>
         <w:tc>
           <w:tcPr>
+            <w:cnfStyle w:val="001000000000" w:firstRow="0" w:lastRow="0" w:firstColumn="1" w:lastColumn="0" w:oddVBand="0" w:evenVBand="0" w:oddHBand="0" w:evenHBand="0" w:firstRowFirstColumn="0" w:firstRowLastColumn="0" w:lastRowFirstColumn="0" w:lastRowLastColumn="0"/>
             <w:tcW w:w="2534" w:type="dxa"/>
             <w:gridSpan w:val="2"/>
             <w:shd w:val="clear" w:color="auto" w:fill="FBE5D5"/>
-            <w:tcMar/>
           </w:tcPr>
           <w:p>
             <w:pPr>
@@ -3918,7 +3830,6 @@
             <w:tcW w:w="7620" w:type="dxa"/>
             <w:gridSpan w:val="2"/>
             <w:shd w:val="clear" w:color="auto" w:fill="FFFFFF" w:themeFill="background1"/>
-            <w:tcMar/>
           </w:tcPr>
           <w:p>
             <w:pPr>
@@ -3950,9 +3861,9 @@
         </w:trPr>
         <w:tc>
           <w:tcPr>
+            <w:cnfStyle w:val="001000000000" w:firstRow="0" w:lastRow="0" w:firstColumn="1" w:lastColumn="0" w:oddVBand="0" w:evenVBand="0" w:oddHBand="0" w:evenHBand="0" w:firstRowFirstColumn="0" w:firstRowLastColumn="0" w:lastRowFirstColumn="0" w:lastRowLastColumn="0"/>
             <w:tcW w:w="2534" w:type="dxa"/>
             <w:gridSpan w:val="2"/>
-            <w:tcMar/>
           </w:tcPr>
           <w:p>
             <w:pPr>
@@ -3978,7 +3889,6 @@
           <w:tcPr>
             <w:tcW w:w="7620" w:type="dxa"/>
             <w:gridSpan w:val="2"/>
-            <w:tcMar/>
           </w:tcPr>
           <w:p>
             <w:pPr>
@@ -4012,8 +3922,8 @@
         </w:trPr>
         <w:tc>
           <w:tcPr>
+            <w:cnfStyle w:val="001000000000" w:firstRow="0" w:lastRow="0" w:firstColumn="1" w:lastColumn="0" w:oddVBand="0" w:evenVBand="0" w:oddHBand="0" w:evenHBand="0" w:firstRowFirstColumn="0" w:firstRowLastColumn="0" w:lastRowFirstColumn="0" w:lastRowLastColumn="0"/>
             <w:tcW w:w="1267" w:type="dxa"/>
-            <w:tcMar/>
           </w:tcPr>
           <w:p>
             <w:pPr>
@@ -4040,7 +3950,6 @@
             <w:tcW w:w="6727" w:type="dxa"/>
             <w:gridSpan w:val="2"/>
             <w:shd w:val="clear" w:color="auto" w:fill="FFFFFF" w:themeFill="background1"/>
-            <w:tcMar/>
           </w:tcPr>
           <w:p>
             <w:pPr>
@@ -4067,7 +3976,6 @@
           <w:tcPr>
             <w:tcW w:w="2160" w:type="dxa"/>
             <w:shd w:val="clear" w:color="auto" w:fill="FFFFFF" w:themeFill="background1"/>
-            <w:tcMar/>
           </w:tcPr>
           <w:p>
             <w:pPr>
@@ -4091,8 +3999,8 @@
         </w:trPr>
         <w:tc>
           <w:tcPr>
+            <w:cnfStyle w:val="001000000000" w:firstRow="0" w:lastRow="0" w:firstColumn="1" w:lastColumn="0" w:oddVBand="0" w:evenVBand="0" w:oddHBand="0" w:evenHBand="0" w:firstRowFirstColumn="0" w:firstRowLastColumn="0" w:lastRowFirstColumn="0" w:lastRowLastColumn="0"/>
             <w:tcW w:w="1267" w:type="dxa"/>
-            <w:tcMar/>
           </w:tcPr>
           <w:p>
             <w:pPr>
@@ -4119,7 +4027,6 @@
             <w:tcW w:w="6727" w:type="dxa"/>
             <w:gridSpan w:val="2"/>
             <w:shd w:val="clear" w:color="auto" w:fill="FFFFFF" w:themeFill="background1"/>
-            <w:tcMar/>
           </w:tcPr>
           <w:p>
             <w:pPr>
@@ -4146,7 +4053,6 @@
           <w:tcPr>
             <w:tcW w:w="2160" w:type="dxa"/>
             <w:shd w:val="clear" w:color="auto" w:fill="FFFFFF" w:themeFill="background1"/>
-            <w:tcMar/>
           </w:tcPr>
           <w:p>
             <w:pPr>
@@ -4169,8 +4075,8 @@
         </w:trPr>
         <w:tc>
           <w:tcPr>
+            <w:cnfStyle w:val="001000000000" w:firstRow="0" w:lastRow="0" w:firstColumn="1" w:lastColumn="0" w:oddVBand="0" w:evenVBand="0" w:oddHBand="0" w:evenHBand="0" w:firstRowFirstColumn="0" w:firstRowLastColumn="0" w:lastRowFirstColumn="0" w:lastRowLastColumn="0"/>
             <w:tcW w:w="1267" w:type="dxa"/>
-            <w:tcMar/>
           </w:tcPr>
           <w:p>
             <w:pPr>
@@ -4197,7 +4103,6 @@
             <w:tcW w:w="6727" w:type="dxa"/>
             <w:gridSpan w:val="2"/>
             <w:shd w:val="clear" w:color="auto" w:fill="FFFFFF" w:themeFill="background1"/>
-            <w:tcMar/>
           </w:tcPr>
           <w:p>
             <w:pPr>
@@ -4224,7 +4129,6 @@
           <w:tcPr>
             <w:tcW w:w="2160" w:type="dxa"/>
             <w:shd w:val="clear" w:color="auto" w:fill="FFFFFF" w:themeFill="background1"/>
-            <w:tcMar/>
           </w:tcPr>
           <w:p>
             <w:pPr>
@@ -4257,8 +4161,8 @@
         </w:trPr>
         <w:tc>
           <w:tcPr>
+            <w:cnfStyle w:val="001000000000" w:firstRow="0" w:lastRow="0" w:firstColumn="1" w:lastColumn="0" w:oddVBand="0" w:evenVBand="0" w:oddHBand="0" w:evenHBand="0" w:firstRowFirstColumn="0" w:firstRowLastColumn="0" w:lastRowFirstColumn="0" w:lastRowLastColumn="0"/>
             <w:tcW w:w="1267" w:type="dxa"/>
-            <w:tcMar/>
           </w:tcPr>
           <w:p>
             <w:pPr>
@@ -4286,7 +4190,6 @@
             <w:tcW w:w="6727" w:type="dxa"/>
             <w:gridSpan w:val="2"/>
             <w:shd w:val="clear" w:color="auto" w:fill="FFFFFF" w:themeFill="background1"/>
-            <w:tcMar/>
           </w:tcPr>
           <w:p>
             <w:pPr>
@@ -4313,7 +4216,6 @@
           <w:tcPr>
             <w:tcW w:w="2160" w:type="dxa"/>
             <w:shd w:val="clear" w:color="auto" w:fill="FFFFFF" w:themeFill="background1"/>
-            <w:tcMar/>
           </w:tcPr>
           <w:p>
             <w:pPr>
@@ -4336,9 +4238,9 @@
         </w:trPr>
         <w:tc>
           <w:tcPr>
+            <w:cnfStyle w:val="001000000000" w:firstRow="0" w:lastRow="0" w:firstColumn="1" w:lastColumn="0" w:oddVBand="0" w:evenVBand="0" w:oddHBand="0" w:evenHBand="0" w:firstRowFirstColumn="0" w:firstRowLastColumn="0" w:lastRowFirstColumn="0" w:lastRowLastColumn="0"/>
             <w:tcW w:w="2534" w:type="dxa"/>
             <w:gridSpan w:val="2"/>
-            <w:tcMar/>
           </w:tcPr>
           <w:p>
             <w:pPr>
@@ -4365,7 +4267,6 @@
             <w:tcW w:w="7620" w:type="dxa"/>
             <w:gridSpan w:val="2"/>
             <w:shd w:val="clear" w:color="auto" w:fill="FFFFFF" w:themeFill="background1"/>
-            <w:tcMar/>
           </w:tcPr>
           <w:p>
             <w:pPr>
@@ -4397,9 +4298,9 @@
         </w:trPr>
         <w:tc>
           <w:tcPr>
+            <w:cnfStyle w:val="001000000000" w:firstRow="0" w:lastRow="0" w:firstColumn="1" w:lastColumn="0" w:oddVBand="0" w:evenVBand="0" w:oddHBand="0" w:evenHBand="0" w:firstRowFirstColumn="0" w:firstRowLastColumn="0" w:lastRowFirstColumn="0" w:lastRowLastColumn="0"/>
             <w:tcW w:w="2534" w:type="dxa"/>
             <w:gridSpan w:val="2"/>
-            <w:tcMar/>
           </w:tcPr>
           <w:p>
             <w:pPr>
@@ -4426,7 +4327,6 @@
             <w:tcW w:w="7620" w:type="dxa"/>
             <w:gridSpan w:val="2"/>
             <w:shd w:val="clear" w:color="auto" w:fill="FFFFFF" w:themeFill="background1"/>
-            <w:tcMar/>
           </w:tcPr>
           <w:p>
             <w:pPr>
@@ -4457,10 +4357,10 @@
         </w:trPr>
         <w:tc>
           <w:tcPr>
+            <w:cnfStyle w:val="001000000000" w:firstRow="0" w:lastRow="0" w:firstColumn="1" w:lastColumn="0" w:oddVBand="0" w:evenVBand="0" w:oddHBand="0" w:evenHBand="0" w:firstRowFirstColumn="0" w:firstRowLastColumn="0" w:lastRowFirstColumn="0" w:lastRowLastColumn="0"/>
             <w:tcW w:w="2534" w:type="dxa"/>
             <w:gridSpan w:val="2"/>
             <w:shd w:val="clear" w:color="auto" w:fill="FBE5D5"/>
-            <w:tcMar/>
           </w:tcPr>
           <w:p>
             <w:pPr>
@@ -4487,7 +4387,6 @@
             <w:tcW w:w="7620" w:type="dxa"/>
             <w:gridSpan w:val="2"/>
             <w:shd w:val="clear" w:color="auto" w:fill="FBE5D5"/>
-            <w:tcMar/>
           </w:tcPr>
           <w:p>
             <w:pPr>
@@ -4522,8 +4421,8 @@
         </w:trPr>
         <w:tc>
           <w:tcPr>
+            <w:cnfStyle w:val="001000000000" w:firstRow="0" w:lastRow="0" w:firstColumn="1" w:lastColumn="0" w:oddVBand="0" w:evenVBand="0" w:oddHBand="0" w:evenHBand="0" w:firstRowFirstColumn="0" w:firstRowLastColumn="0" w:lastRowFirstColumn="0" w:lastRowLastColumn="0"/>
             <w:tcW w:w="1267" w:type="dxa"/>
-            <w:tcMar/>
           </w:tcPr>
           <w:p>
             <w:pPr>
@@ -4550,7 +4449,6 @@
             <w:tcW w:w="6727" w:type="dxa"/>
             <w:gridSpan w:val="2"/>
             <w:shd w:val="clear" w:color="auto" w:fill="FFFFFF" w:themeFill="background1"/>
-            <w:tcMar/>
           </w:tcPr>
           <w:p>
             <w:pPr>
@@ -4577,7 +4475,6 @@
           <w:tcPr>
             <w:tcW w:w="2160" w:type="dxa"/>
             <w:shd w:val="clear" w:color="auto" w:fill="FFFFFF" w:themeFill="background1"/>
-            <w:tcMar/>
           </w:tcPr>
           <w:p>
             <w:pPr>
@@ -4600,8 +4497,8 @@
         </w:trPr>
         <w:tc>
           <w:tcPr>
+            <w:cnfStyle w:val="001000000000" w:firstRow="0" w:lastRow="0" w:firstColumn="1" w:lastColumn="0" w:oddVBand="0" w:evenVBand="0" w:oddHBand="0" w:evenHBand="0" w:firstRowFirstColumn="0" w:firstRowLastColumn="0" w:lastRowFirstColumn="0" w:lastRowLastColumn="0"/>
             <w:tcW w:w="1267" w:type="dxa"/>
-            <w:tcMar/>
           </w:tcPr>
           <w:p>
             <w:pPr>
@@ -4628,7 +4525,6 @@
             <w:tcW w:w="6727" w:type="dxa"/>
             <w:gridSpan w:val="2"/>
             <w:shd w:val="clear" w:color="auto" w:fill="FFFFFF" w:themeFill="background1"/>
-            <w:tcMar/>
           </w:tcPr>
           <w:p>
             <w:pPr>
@@ -4655,7 +4551,6 @@
           <w:tcPr>
             <w:tcW w:w="2160" w:type="dxa"/>
             <w:shd w:val="clear" w:color="auto" w:fill="FFFFFF" w:themeFill="background1"/>
-            <w:tcMar/>
           </w:tcPr>
           <w:p>
             <w:pPr>
@@ -4679,8 +4574,8 @@
         </w:trPr>
         <w:tc>
           <w:tcPr>
+            <w:cnfStyle w:val="001000000000" w:firstRow="0" w:lastRow="0" w:firstColumn="1" w:lastColumn="0" w:oddVBand="0" w:evenVBand="0" w:oddHBand="0" w:evenHBand="0" w:firstRowFirstColumn="0" w:firstRowLastColumn="0" w:lastRowFirstColumn="0" w:lastRowLastColumn="0"/>
             <w:tcW w:w="1267" w:type="dxa"/>
-            <w:tcMar/>
           </w:tcPr>
           <w:p>
             <w:pPr>
@@ -4707,7 +4602,6 @@
             <w:tcW w:w="6727" w:type="dxa"/>
             <w:gridSpan w:val="2"/>
             <w:shd w:val="clear" w:color="auto" w:fill="FFFFFF" w:themeFill="background1"/>
-            <w:tcMar/>
           </w:tcPr>
           <w:p>
             <w:pPr>
@@ -4734,7 +4628,6 @@
           <w:tcPr>
             <w:tcW w:w="2160" w:type="dxa"/>
             <w:shd w:val="clear" w:color="auto" w:fill="FFFFFF" w:themeFill="background1"/>
-            <w:tcMar/>
           </w:tcPr>
           <w:p>
             <w:pPr>
@@ -4766,8 +4659,8 @@
         </w:trPr>
         <w:tc>
           <w:tcPr>
+            <w:cnfStyle w:val="001000000000" w:firstRow="0" w:lastRow="0" w:firstColumn="1" w:lastColumn="0" w:oddVBand="0" w:evenVBand="0" w:oddHBand="0" w:evenHBand="0" w:firstRowFirstColumn="0" w:firstRowLastColumn="0" w:lastRowFirstColumn="0" w:lastRowLastColumn="0"/>
             <w:tcW w:w="1267" w:type="dxa"/>
-            <w:tcMar/>
           </w:tcPr>
           <w:p>
             <w:pPr>
@@ -4794,7 +4687,6 @@
             <w:tcW w:w="6727" w:type="dxa"/>
             <w:gridSpan w:val="2"/>
             <w:shd w:val="clear" w:color="auto" w:fill="FFFFFF" w:themeFill="background1"/>
-            <w:tcMar/>
           </w:tcPr>
           <w:p>
             <w:pPr>
@@ -4821,7 +4713,6 @@
           <w:tcPr>
             <w:tcW w:w="2160" w:type="dxa"/>
             <w:shd w:val="clear" w:color="auto" w:fill="FFFFFF" w:themeFill="background1"/>
-            <w:tcMar/>
           </w:tcPr>
           <w:p>
             <w:pPr>
@@ -4845,9 +4736,9 @@
         </w:trPr>
         <w:tc>
           <w:tcPr>
+            <w:cnfStyle w:val="001000000000" w:firstRow="0" w:lastRow="0" w:firstColumn="1" w:lastColumn="0" w:oddVBand="0" w:evenVBand="0" w:oddHBand="0" w:evenHBand="0" w:firstRowFirstColumn="0" w:firstRowLastColumn="0" w:lastRowFirstColumn="0" w:lastRowLastColumn="0"/>
             <w:tcW w:w="2534" w:type="dxa"/>
             <w:gridSpan w:val="2"/>
-            <w:tcMar/>
           </w:tcPr>
           <w:p>
             <w:pPr>
@@ -4874,7 +4765,6 @@
             <w:tcW w:w="7620" w:type="dxa"/>
             <w:gridSpan w:val="2"/>
             <w:shd w:val="clear" w:color="auto" w:fill="FFFFFF" w:themeFill="background1"/>
-            <w:tcMar/>
           </w:tcPr>
           <w:p>
             <w:pPr>
@@ -4905,10 +4795,10 @@
         </w:trPr>
         <w:tc>
           <w:tcPr>
+            <w:cnfStyle w:val="001000000000" w:firstRow="0" w:lastRow="0" w:firstColumn="1" w:lastColumn="0" w:oddVBand="0" w:evenVBand="0" w:oddHBand="0" w:evenHBand="0" w:firstRowFirstColumn="0" w:firstRowLastColumn="0" w:lastRowFirstColumn="0" w:lastRowLastColumn="0"/>
             <w:tcW w:w="2534" w:type="dxa"/>
             <w:gridSpan w:val="2"/>
             <w:shd w:val="clear" w:color="auto" w:fill="FBE5D5"/>
-            <w:tcMar/>
           </w:tcPr>
           <w:p>
             <w:pPr>
@@ -4935,7 +4825,6 @@
             <w:tcW w:w="7620" w:type="dxa"/>
             <w:gridSpan w:val="2"/>
             <w:shd w:val="clear" w:color="auto" w:fill="FFFFFF" w:themeFill="background1"/>
-            <w:tcMar/>
           </w:tcPr>
           <w:p>
             <w:pPr>
@@ -4968,9 +4857,9 @@
         </w:trPr>
         <w:tc>
           <w:tcPr>
+            <w:cnfStyle w:val="001000000000" w:firstRow="0" w:lastRow="0" w:firstColumn="1" w:lastColumn="0" w:oddVBand="0" w:evenVBand="0" w:oddHBand="0" w:evenHBand="0" w:firstRowFirstColumn="0" w:firstRowLastColumn="0" w:lastRowFirstColumn="0" w:lastRowLastColumn="0"/>
             <w:tcW w:w="2534" w:type="dxa"/>
             <w:gridSpan w:val="2"/>
-            <w:tcMar/>
           </w:tcPr>
           <w:p>
             <w:pPr>
@@ -4996,7 +4885,6 @@
           <w:tcPr>
             <w:tcW w:w="7620" w:type="dxa"/>
             <w:gridSpan w:val="2"/>
-            <w:tcMar/>
           </w:tcPr>
           <w:p>
             <w:pPr>
@@ -5030,8 +4918,8 @@
         </w:trPr>
         <w:tc>
           <w:tcPr>
+            <w:cnfStyle w:val="001000000000" w:firstRow="0" w:lastRow="0" w:firstColumn="1" w:lastColumn="0" w:oddVBand="0" w:evenVBand="0" w:oddHBand="0" w:evenHBand="0" w:firstRowFirstColumn="0" w:firstRowLastColumn="0" w:lastRowFirstColumn="0" w:lastRowLastColumn="0"/>
             <w:tcW w:w="1267" w:type="dxa"/>
-            <w:tcMar/>
           </w:tcPr>
           <w:p>
             <w:pPr>
@@ -5058,7 +4946,6 @@
             <w:tcW w:w="6727" w:type="dxa"/>
             <w:gridSpan w:val="2"/>
             <w:shd w:val="clear" w:color="auto" w:fill="FFFFFF" w:themeFill="background1"/>
-            <w:tcMar/>
           </w:tcPr>
           <w:p>
             <w:pPr>
@@ -5085,7 +4972,6 @@
           <w:tcPr>
             <w:tcW w:w="2160" w:type="dxa"/>
             <w:shd w:val="clear" w:color="auto" w:fill="FFFFFF" w:themeFill="background1"/>
-            <w:tcMar/>
           </w:tcPr>
           <w:p>
             <w:pPr>
@@ -5109,8 +4995,8 @@
         </w:trPr>
         <w:tc>
           <w:tcPr>
+            <w:cnfStyle w:val="001000000000" w:firstRow="0" w:lastRow="0" w:firstColumn="1" w:lastColumn="0" w:oddVBand="0" w:evenVBand="0" w:oddHBand="0" w:evenHBand="0" w:firstRowFirstColumn="0" w:firstRowLastColumn="0" w:lastRowFirstColumn="0" w:lastRowLastColumn="0"/>
             <w:tcW w:w="1267" w:type="dxa"/>
-            <w:tcMar/>
           </w:tcPr>
           <w:p>
             <w:pPr>
@@ -5137,7 +5023,6 @@
             <w:tcW w:w="6727" w:type="dxa"/>
             <w:gridSpan w:val="2"/>
             <w:shd w:val="clear" w:color="auto" w:fill="FFFFFF" w:themeFill="background1"/>
-            <w:tcMar/>
           </w:tcPr>
           <w:p>
             <w:pPr>
@@ -5164,7 +5049,6 @@
           <w:tcPr>
             <w:tcW w:w="2160" w:type="dxa"/>
             <w:shd w:val="clear" w:color="auto" w:fill="FFFFFF" w:themeFill="background1"/>
-            <w:tcMar/>
           </w:tcPr>
           <w:p>
             <w:pPr>
@@ -5196,8 +5080,8 @@
         </w:trPr>
         <w:tc>
           <w:tcPr>
+            <w:cnfStyle w:val="001000000000" w:firstRow="0" w:lastRow="0" w:firstColumn="1" w:lastColumn="0" w:oddVBand="0" w:evenVBand="0" w:oddHBand="0" w:evenHBand="0" w:firstRowFirstColumn="0" w:firstRowLastColumn="0" w:lastRowFirstColumn="0" w:lastRowLastColumn="0"/>
             <w:tcW w:w="1267" w:type="dxa"/>
-            <w:tcMar/>
           </w:tcPr>
           <w:p>
             <w:pPr>
@@ -5224,7 +5108,6 @@
             <w:tcW w:w="6727" w:type="dxa"/>
             <w:gridSpan w:val="2"/>
             <w:shd w:val="clear" w:color="auto" w:fill="FFFFFF" w:themeFill="background1"/>
-            <w:tcMar/>
           </w:tcPr>
           <w:p>
             <w:pPr>
@@ -5251,7 +5134,6 @@
           <w:tcPr>
             <w:tcW w:w="2160" w:type="dxa"/>
             <w:shd w:val="clear" w:color="auto" w:fill="FFFFFF" w:themeFill="background1"/>
-            <w:tcMar/>
           </w:tcPr>
           <w:p>
             <w:pPr>
@@ -5275,8 +5157,8 @@
         </w:trPr>
         <w:tc>
           <w:tcPr>
+            <w:cnfStyle w:val="001000000000" w:firstRow="0" w:lastRow="0" w:firstColumn="1" w:lastColumn="0" w:oddVBand="0" w:evenVBand="0" w:oddHBand="0" w:evenHBand="0" w:firstRowFirstColumn="0" w:firstRowLastColumn="0" w:lastRowFirstColumn="0" w:lastRowLastColumn="0"/>
             <w:tcW w:w="1267" w:type="dxa"/>
-            <w:tcMar/>
           </w:tcPr>
           <w:p>
             <w:pPr>
@@ -5303,7 +5185,6 @@
             <w:tcW w:w="6727" w:type="dxa"/>
             <w:gridSpan w:val="2"/>
             <w:shd w:val="clear" w:color="auto" w:fill="FFFFFF" w:themeFill="background1"/>
-            <w:tcMar/>
           </w:tcPr>
           <w:p>
             <w:pPr>
@@ -5330,7 +5211,6 @@
           <w:tcPr>
             <w:tcW w:w="2160" w:type="dxa"/>
             <w:shd w:val="clear" w:color="auto" w:fill="FFFFFF" w:themeFill="background1"/>
-            <w:tcMar/>
           </w:tcPr>
           <w:p>
             <w:pPr>
@@ -5353,10 +5233,10 @@
         </w:trPr>
         <w:tc>
           <w:tcPr>
+            <w:cnfStyle w:val="001000000000" w:firstRow="0" w:lastRow="0" w:firstColumn="1" w:lastColumn="0" w:oddVBand="0" w:evenVBand="0" w:oddHBand="0" w:evenHBand="0" w:firstRowFirstColumn="0" w:firstRowLastColumn="0" w:lastRowFirstColumn="0" w:lastRowLastColumn="0"/>
             <w:tcW w:w="2534" w:type="dxa"/>
             <w:gridSpan w:val="2"/>
             <w:shd w:val="clear" w:color="auto" w:fill="FBE5D5"/>
-            <w:tcMar/>
           </w:tcPr>
           <w:p>
             <w:pPr>
@@ -5383,7 +5263,6 @@
             <w:tcW w:w="7620" w:type="dxa"/>
             <w:gridSpan w:val="2"/>
             <w:shd w:val="clear" w:color="auto" w:fill="FFFFFF" w:themeFill="background1"/>
-            <w:tcMar/>
           </w:tcPr>
           <w:p>
             <w:pPr>
@@ -5415,9 +5294,9 @@
         </w:trPr>
         <w:tc>
           <w:tcPr>
+            <w:cnfStyle w:val="001000000000" w:firstRow="0" w:lastRow="0" w:firstColumn="1" w:lastColumn="0" w:oddVBand="0" w:evenVBand="0" w:oddHBand="0" w:evenHBand="0" w:firstRowFirstColumn="0" w:firstRowLastColumn="0" w:lastRowFirstColumn="0" w:lastRowLastColumn="0"/>
             <w:tcW w:w="2534" w:type="dxa"/>
             <w:gridSpan w:val="2"/>
-            <w:tcMar/>
           </w:tcPr>
           <w:p>
             <w:pPr>
@@ -5444,7 +5323,6 @@
             <w:tcW w:w="7620" w:type="dxa"/>
             <w:gridSpan w:val="2"/>
             <w:shd w:val="clear" w:color="auto" w:fill="FFFFFF" w:themeFill="background1"/>
-            <w:tcMar/>
           </w:tcPr>
           <w:p>
             <w:pPr>
@@ -5475,10 +5353,10 @@
         </w:trPr>
         <w:tc>
           <w:tcPr>
+            <w:cnfStyle w:val="001000000000" w:firstRow="0" w:lastRow="0" w:firstColumn="1" w:lastColumn="0" w:oddVBand="0" w:evenVBand="0" w:oddHBand="0" w:evenHBand="0" w:firstRowFirstColumn="0" w:firstRowLastColumn="0" w:lastRowFirstColumn="0" w:lastRowLastColumn="0"/>
             <w:tcW w:w="2534" w:type="dxa"/>
             <w:gridSpan w:val="2"/>
             <w:shd w:val="clear" w:color="auto" w:fill="FBE5D5"/>
-            <w:tcMar/>
           </w:tcPr>
           <w:p>
             <w:pPr>
@@ -5505,7 +5383,6 @@
             <w:tcW w:w="7620" w:type="dxa"/>
             <w:gridSpan w:val="2"/>
             <w:shd w:val="clear" w:color="auto" w:fill="FBE5D5"/>
-            <w:tcMar/>
           </w:tcPr>
           <w:p>
             <w:pPr>
@@ -5540,8 +5417,8 @@
         </w:trPr>
         <w:tc>
           <w:tcPr>
+            <w:cnfStyle w:val="001000000000" w:firstRow="0" w:lastRow="0" w:firstColumn="1" w:lastColumn="0" w:oddVBand="0" w:evenVBand="0" w:oddHBand="0" w:evenHBand="0" w:firstRowFirstColumn="0" w:firstRowLastColumn="0" w:lastRowFirstColumn="0" w:lastRowLastColumn="0"/>
             <w:tcW w:w="1267" w:type="dxa"/>
-            <w:tcMar/>
           </w:tcPr>
           <w:p>
             <w:pPr>
@@ -5568,7 +5445,6 @@
             <w:tcW w:w="6727" w:type="dxa"/>
             <w:gridSpan w:val="2"/>
             <w:shd w:val="clear" w:color="auto" w:fill="FFFFFF" w:themeFill="background1"/>
-            <w:tcMar/>
           </w:tcPr>
           <w:p>
             <w:pPr>
@@ -5595,7 +5471,6 @@
           <w:tcPr>
             <w:tcW w:w="2160" w:type="dxa"/>
             <w:shd w:val="clear" w:color="auto" w:fill="FFFFFF" w:themeFill="background1"/>
-            <w:tcMar/>
           </w:tcPr>
           <w:p>
             <w:pPr>
@@ -5618,8 +5493,8 @@
         </w:trPr>
         <w:tc>
           <w:tcPr>
+            <w:cnfStyle w:val="001000000000" w:firstRow="0" w:lastRow="0" w:firstColumn="1" w:lastColumn="0" w:oddVBand="0" w:evenVBand="0" w:oddHBand="0" w:evenHBand="0" w:firstRowFirstColumn="0" w:firstRowLastColumn="0" w:lastRowFirstColumn="0" w:lastRowLastColumn="0"/>
             <w:tcW w:w="1267" w:type="dxa"/>
-            <w:tcMar/>
           </w:tcPr>
           <w:p>
             <w:pPr>
@@ -5646,7 +5521,6 @@
             <w:tcW w:w="6727" w:type="dxa"/>
             <w:gridSpan w:val="2"/>
             <w:shd w:val="clear" w:color="auto" w:fill="FFFFFF" w:themeFill="background1"/>
-            <w:tcMar/>
           </w:tcPr>
           <w:p>
             <w:pPr>
@@ -5671,10 +5545,8 @@
         </w:tc>
         <w:tc>
           <w:tcPr>
-            <w:cnfStyle w:val="000000000000" w:firstRow="0" w:lastRow="0" w:firstColumn="0" w:lastColumn="0" w:oddVBand="0" w:evenVBand="0" w:oddHBand="0" w:evenHBand="0" w:firstRowFirstColumn="0" w:firstRowLastColumn="0" w:lastRowFirstColumn="0" w:lastRowLastColumn="0"/>
             <w:tcW w:w="2160" w:type="dxa"/>
             <w:shd w:val="clear" w:color="auto" w:fill="FFFFFF" w:themeFill="background1"/>
-            <w:tcMar/>
           </w:tcPr>
           <w:p>
             <w:pPr>
@@ -5707,8 +5579,8 @@
         </w:trPr>
         <w:tc>
           <w:tcPr>
+            <w:cnfStyle w:val="001000000000" w:firstRow="0" w:lastRow="0" w:firstColumn="1" w:lastColumn="0" w:oddVBand="0" w:evenVBand="0" w:oddHBand="0" w:evenHBand="0" w:firstRowFirstColumn="0" w:firstRowLastColumn="0" w:lastRowFirstColumn="0" w:lastRowLastColumn="0"/>
             <w:tcW w:w="1267" w:type="dxa"/>
-            <w:tcMar/>
           </w:tcPr>
           <w:p>
             <w:pPr>
@@ -5735,7 +5607,6 @@
             <w:tcW w:w="6727" w:type="dxa"/>
             <w:gridSpan w:val="2"/>
             <w:shd w:val="clear" w:color="auto" w:fill="FFFFFF" w:themeFill="background1"/>
-            <w:tcMar/>
           </w:tcPr>
           <w:p>
             <w:pPr>
@@ -5762,7 +5633,6 @@
           <w:tcPr>
             <w:tcW w:w="2160" w:type="dxa"/>
             <w:shd w:val="clear" w:color="auto" w:fill="FFFFFF" w:themeFill="background1"/>
-            <w:tcMar/>
           </w:tcPr>
           <w:p>
             <w:pPr>
@@ -5785,8 +5655,8 @@
         </w:trPr>
         <w:tc>
           <w:tcPr>
+            <w:cnfStyle w:val="001000000000" w:firstRow="0" w:lastRow="0" w:firstColumn="1" w:lastColumn="0" w:oddVBand="0" w:evenVBand="0" w:oddHBand="0" w:evenHBand="0" w:firstRowFirstColumn="0" w:firstRowLastColumn="0" w:lastRowFirstColumn="0" w:lastRowLastColumn="0"/>
             <w:tcW w:w="1267" w:type="dxa"/>
-            <w:tcMar/>
           </w:tcPr>
           <w:p>
             <w:pPr>
@@ -5813,7 +5683,6 @@
             <w:tcW w:w="6727" w:type="dxa"/>
             <w:gridSpan w:val="2"/>
             <w:shd w:val="clear" w:color="auto" w:fill="FFFFFF" w:themeFill="background1"/>
-            <w:tcMar/>
           </w:tcPr>
           <w:p>
             <w:pPr>
@@ -5840,7 +5709,6 @@
           <w:tcPr>
             <w:tcW w:w="2160" w:type="dxa"/>
             <w:shd w:val="clear" w:color="auto" w:fill="FFFFFF" w:themeFill="background1"/>
-            <w:tcMar/>
           </w:tcPr>
           <w:p>
             <w:pPr>
@@ -5863,12 +5731,12 @@
         <w:tblW w:w="10154" w:type="dxa"/>
         <w:tblInd w:w="-680" w:type="dxa"/>
         <w:tblBorders>
-          <w:top w:val="single" w:color="F4B083" w:sz="4" w:space="0"/>
-          <w:left w:val="single" w:color="F4B083" w:sz="4" w:space="0"/>
-          <w:bottom w:val="single" w:color="F4B083" w:sz="4" w:space="0"/>
-          <w:right w:val="single" w:color="F4B083" w:sz="4" w:space="0"/>
-          <w:insideH w:val="single" w:color="F4B083" w:sz="4" w:space="0"/>
-          <w:insideV w:val="single" w:color="F4B083" w:sz="4" w:space="0"/>
+          <w:top w:val="single" w:sz="4" w:space="0" w:color="F4B083"/>
+          <w:left w:val="single" w:sz="4" w:space="0" w:color="F4B083"/>
+          <w:bottom w:val="single" w:sz="4" w:space="0" w:color="F4B083"/>
+          <w:right w:val="single" w:sz="4" w:space="0" w:color="F4B083"/>
+          <w:insideH w:val="single" w:sz="4" w:space="0" w:color="F4B083"/>
+          <w:insideV w:val="single" w:sz="4" w:space="0" w:color="F4B083"/>
         </w:tblBorders>
         <w:tblLayout w:type="fixed"/>
         <w:tblLook w:val="04A0" w:firstRow="1" w:lastRow="0" w:firstColumn="1" w:lastColumn="0" w:noHBand="0" w:noVBand="1"/>
@@ -10408,12 +10276,12 @@
         <w:tblW w:w="10154" w:type="dxa"/>
         <w:tblInd w:w="-680" w:type="dxa"/>
         <w:tblBorders>
-          <w:top w:val="single" w:color="F4B083" w:sz="4" w:space="0"/>
-          <w:left w:val="single" w:color="F4B083" w:sz="4" w:space="0"/>
-          <w:bottom w:val="single" w:color="F4B083" w:sz="4" w:space="0"/>
-          <w:right w:val="single" w:color="F4B083" w:sz="4" w:space="0"/>
-          <w:insideH w:val="single" w:color="F4B083" w:sz="4" w:space="0"/>
-          <w:insideV w:val="single" w:color="F4B083" w:sz="4" w:space="0"/>
+          <w:top w:val="single" w:sz="4" w:space="0" w:color="F4B083"/>
+          <w:left w:val="single" w:sz="4" w:space="0" w:color="F4B083"/>
+          <w:bottom w:val="single" w:sz="4" w:space="0" w:color="F4B083"/>
+          <w:right w:val="single" w:sz="4" w:space="0" w:color="F4B083"/>
+          <w:insideH w:val="single" w:sz="4" w:space="0" w:color="F4B083"/>
+          <w:insideV w:val="single" w:sz="4" w:space="0" w:color="F4B083"/>
         </w:tblBorders>
         <w:tblLayout w:type="fixed"/>
         <w:tblLook w:val="04A0" w:firstRow="1" w:lastRow="0" w:firstColumn="1" w:lastColumn="0" w:noHBand="0" w:noVBand="1"/>
@@ -10510,7 +10378,7 @@
                 <w:sz w:val="20"/>
                 <w:szCs w:val="20"/>
               </w:rPr>
-              <w:t xml:space="preserve">¡Excelente trabajo! Posee una buena comprensión sobre los conceptos fundamentales para el desarrollo del componente. </w:t>
+              <w:t xml:space="preserve">Posee una buena comprensión sobre los conceptos fundamentales para el desarrollo del componente. </w:t>
             </w:r>
           </w:p>
         </w:tc>
@@ -10615,12 +10483,12 @@
         <w:tblW w:w="9975" w:type="dxa"/>
         <w:tblInd w:w="-705" w:type="dxa"/>
         <w:tblBorders>
-          <w:top w:val="single" w:color="000000" w:sz="8" w:space="0"/>
-          <w:left w:val="single" w:color="000000" w:sz="8" w:space="0"/>
-          <w:bottom w:val="single" w:color="000000" w:sz="8" w:space="0"/>
-          <w:right w:val="single" w:color="000000" w:sz="8" w:space="0"/>
-          <w:insideH w:val="single" w:color="000000" w:sz="8" w:space="0"/>
-          <w:insideV w:val="single" w:color="000000" w:sz="8" w:space="0"/>
+          <w:top w:val="single" w:sz="8" w:space="0" w:color="000000"/>
+          <w:left w:val="single" w:sz="8" w:space="0" w:color="000000"/>
+          <w:bottom w:val="single" w:sz="8" w:space="0" w:color="000000"/>
+          <w:right w:val="single" w:sz="8" w:space="0" w:color="000000"/>
+          <w:insideH w:val="single" w:sz="8" w:space="0" w:color="000000"/>
+          <w:insideV w:val="single" w:sz="8" w:space="0" w:color="000000"/>
         </w:tblBorders>
         <w:tblLayout w:type="fixed"/>
         <w:tblLook w:val="0600" w:firstRow="0" w:lastRow="0" w:firstColumn="0" w:lastColumn="0" w:noHBand="1" w:noVBand="1"/>
@@ -10639,10 +10507,10 @@
             <w:tcW w:w="9975" w:type="dxa"/>
             <w:gridSpan w:val="3"/>
             <w:tcBorders>
-              <w:top w:val="single" w:color="F4B083" w:sz="8" w:space="0"/>
-              <w:left w:val="single" w:color="F4B083" w:sz="8" w:space="0"/>
-              <w:bottom w:val="single" w:color="F4B083" w:sz="8" w:space="0"/>
-              <w:right w:val="single" w:color="F4B083" w:sz="8" w:space="0"/>
+              <w:top w:val="single" w:sz="8" w:space="0" w:color="F4B083"/>
+              <w:left w:val="single" w:sz="8" w:space="0" w:color="F4B083"/>
+              <w:bottom w:val="single" w:sz="8" w:space="0" w:color="F4B083"/>
+              <w:right w:val="single" w:sz="8" w:space="0" w:color="F4B083"/>
             </w:tcBorders>
             <w:shd w:val="clear" w:color="auto" w:fill="FFE599"/>
             <w:tcMar>
@@ -10683,10 +10551,10 @@
           <w:tcPr>
             <w:tcW w:w="3465" w:type="dxa"/>
             <w:tcBorders>
-              <w:top w:val="single" w:color="F4B083" w:sz="8" w:space="0"/>
-              <w:left w:val="single" w:color="F4B083" w:sz="8" w:space="0"/>
-              <w:bottom w:val="single" w:color="F4B083" w:sz="8" w:space="0"/>
-              <w:right w:val="single" w:color="F4B083" w:sz="8" w:space="0"/>
+              <w:top w:val="single" w:sz="8" w:space="0" w:color="F4B083"/>
+              <w:left w:val="single" w:sz="8" w:space="0" w:color="F4B083"/>
+              <w:bottom w:val="single" w:sz="8" w:space="0" w:color="F4B083"/>
+              <w:right w:val="single" w:sz="8" w:space="0" w:color="F4B083"/>
             </w:tcBorders>
             <w:tcMar>
               <w:top w:w="100" w:type="dxa"/>
@@ -10711,10 +10579,10 @@
           <w:tcPr>
             <w:tcW w:w="3090" w:type="dxa"/>
             <w:tcBorders>
-              <w:top w:val="single" w:color="F4B083" w:sz="8" w:space="0"/>
-              <w:left w:val="single" w:color="F4B083" w:sz="8" w:space="0"/>
-              <w:bottom w:val="single" w:color="F4B083" w:sz="8" w:space="0"/>
-              <w:right w:val="single" w:color="F4B083" w:sz="8" w:space="0"/>
+              <w:top w:val="single" w:sz="8" w:space="0" w:color="F4B083"/>
+              <w:left w:val="single" w:sz="8" w:space="0" w:color="F4B083"/>
+              <w:bottom w:val="single" w:sz="8" w:space="0" w:color="F4B083"/>
+              <w:right w:val="single" w:sz="8" w:space="0" w:color="F4B083"/>
             </w:tcBorders>
             <w:tcMar>
               <w:top w:w="100" w:type="dxa"/>
@@ -10748,10 +10616,10 @@
           <w:tcPr>
             <w:tcW w:w="3420" w:type="dxa"/>
             <w:tcBorders>
-              <w:top w:val="single" w:color="F4B083" w:sz="8" w:space="0"/>
-              <w:left w:val="single" w:color="F4B083" w:sz="8" w:space="0"/>
-              <w:bottom w:val="single" w:color="F4B083" w:sz="8" w:space="0"/>
-              <w:right w:val="single" w:color="F4B083" w:sz="8" w:space="0"/>
+              <w:top w:val="single" w:sz="8" w:space="0" w:color="F4B083"/>
+              <w:left w:val="single" w:sz="8" w:space="0" w:color="F4B083"/>
+              <w:bottom w:val="single" w:sz="8" w:space="0" w:color="F4B083"/>
+              <w:right w:val="single" w:sz="8" w:space="0" w:color="F4B083"/>
             </w:tcBorders>
             <w:tcMar>
               <w:top w:w="100" w:type="dxa"/>
@@ -10790,10 +10658,10 @@
           <w:tcPr>
             <w:tcW w:w="3465" w:type="dxa"/>
             <w:tcBorders>
-              <w:top w:val="single" w:color="F4B083" w:sz="8" w:space="0"/>
-              <w:left w:val="single" w:color="F4B083" w:sz="8" w:space="0"/>
-              <w:bottom w:val="single" w:color="F4B083" w:sz="8" w:space="0"/>
-              <w:right w:val="single" w:color="F4B083" w:sz="8" w:space="0"/>
+              <w:top w:val="single" w:sz="8" w:space="0" w:color="F4B083"/>
+              <w:left w:val="single" w:sz="8" w:space="0" w:color="F4B083"/>
+              <w:bottom w:val="single" w:sz="8" w:space="0" w:color="F4B083"/>
+              <w:right w:val="single" w:sz="8" w:space="0" w:color="F4B083"/>
             </w:tcBorders>
             <w:tcMar>
               <w:top w:w="100" w:type="dxa"/>
@@ -10825,10 +10693,10 @@
           <w:tcPr>
             <w:tcW w:w="3090" w:type="dxa"/>
             <w:tcBorders>
-              <w:top w:val="single" w:color="F4B083" w:sz="8" w:space="0"/>
-              <w:left w:val="single" w:color="F4B083" w:sz="8" w:space="0"/>
-              <w:bottom w:val="single" w:color="F4B083" w:sz="8" w:space="0"/>
-              <w:right w:val="single" w:color="F4B083" w:sz="8" w:space="0"/>
+              <w:top w:val="single" w:sz="8" w:space="0" w:color="F4B083"/>
+              <w:left w:val="single" w:sz="8" w:space="0" w:color="F4B083"/>
+              <w:bottom w:val="single" w:sz="8" w:space="0" w:color="F4B083"/>
+              <w:right w:val="single" w:sz="8" w:space="0" w:color="F4B083"/>
             </w:tcBorders>
             <w:tcMar>
               <w:top w:w="100" w:type="dxa"/>
@@ -10847,21 +10715,12 @@
                 <w:szCs w:val="20"/>
               </w:rPr>
             </w:pPr>
-            <w:proofErr w:type="spellStart"/>
-            <w:r>
-              <w:rPr>
-                <w:sz w:val="20"/>
-                <w:szCs w:val="20"/>
-              </w:rPr>
-              <w:t>Gianmarco</w:t>
-            </w:r>
-            <w:proofErr w:type="spellEnd"/>
-            <w:r>
-              <w:rPr>
-                <w:sz w:val="20"/>
-                <w:szCs w:val="20"/>
-              </w:rPr>
-              <w:t xml:space="preserve"> Serrano Cabarcas</w:t>
+            <w:r>
+              <w:rPr>
+                <w:sz w:val="20"/>
+                <w:szCs w:val="20"/>
+              </w:rPr>
+              <w:t>Gianmarco Serrano Cabarcas</w:t>
             </w:r>
           </w:p>
         </w:tc>
@@ -10869,10 +10728,10 @@
           <w:tcPr>
             <w:tcW w:w="3420" w:type="dxa"/>
             <w:tcBorders>
-              <w:top w:val="single" w:color="F4B083" w:sz="8" w:space="0"/>
-              <w:left w:val="single" w:color="F4B083" w:sz="8" w:space="0"/>
-              <w:bottom w:val="single" w:color="F4B083" w:sz="8" w:space="0"/>
-              <w:right w:val="single" w:color="F4B083" w:sz="8" w:space="0"/>
+              <w:top w:val="single" w:sz="8" w:space="0" w:color="F4B083"/>
+              <w:left w:val="single" w:sz="8" w:space="0" w:color="F4B083"/>
+              <w:bottom w:val="single" w:sz="8" w:space="0" w:color="F4B083"/>
+              <w:right w:val="single" w:sz="8" w:space="0" w:color="F4B083"/>
             </w:tcBorders>
             <w:tcMar>
               <w:top w:w="100" w:type="dxa"/>
@@ -10909,10 +10768,10 @@
           <w:tcPr>
             <w:tcW w:w="3465" w:type="dxa"/>
             <w:tcBorders>
-              <w:top w:val="single" w:color="F4B083" w:sz="8" w:space="0"/>
-              <w:left w:val="single" w:color="F4B083" w:sz="8" w:space="0"/>
-              <w:bottom w:val="single" w:color="F4B083" w:sz="8" w:space="0"/>
-              <w:right w:val="single" w:color="F4B083" w:sz="8" w:space="0"/>
+              <w:top w:val="single" w:sz="8" w:space="0" w:color="F4B083"/>
+              <w:left w:val="single" w:sz="8" w:space="0" w:color="F4B083"/>
+              <w:bottom w:val="single" w:sz="8" w:space="0" w:color="F4B083"/>
+              <w:right w:val="single" w:sz="8" w:space="0" w:color="F4B083"/>
             </w:tcBorders>
             <w:tcMar>
               <w:top w:w="100" w:type="dxa"/>
@@ -10944,10 +10803,10 @@
           <w:tcPr>
             <w:tcW w:w="3090" w:type="dxa"/>
             <w:tcBorders>
-              <w:top w:val="single" w:color="F4B083" w:sz="8" w:space="0"/>
-              <w:left w:val="single" w:color="F4B083" w:sz="8" w:space="0"/>
-              <w:bottom w:val="single" w:color="F4B083" w:sz="8" w:space="0"/>
-              <w:right w:val="single" w:color="F4B083" w:sz="8" w:space="0"/>
+              <w:top w:val="single" w:sz="8" w:space="0" w:color="F4B083"/>
+              <w:left w:val="single" w:sz="8" w:space="0" w:color="F4B083"/>
+              <w:bottom w:val="single" w:sz="8" w:space="0" w:color="F4B083"/>
+              <w:right w:val="single" w:sz="8" w:space="0" w:color="F4B083"/>
             </w:tcBorders>
             <w:tcMar>
               <w:top w:w="100" w:type="dxa"/>
@@ -10979,10 +10838,10 @@
           <w:tcPr>
             <w:tcW w:w="3420" w:type="dxa"/>
             <w:tcBorders>
-              <w:top w:val="single" w:color="F4B083" w:sz="8" w:space="0"/>
-              <w:left w:val="single" w:color="F4B083" w:sz="8" w:space="0"/>
-              <w:bottom w:val="single" w:color="F4B083" w:sz="8" w:space="0"/>
-              <w:right w:val="single" w:color="F4B083" w:sz="8" w:space="0"/>
+              <w:top w:val="single" w:sz="8" w:space="0" w:color="F4B083"/>
+              <w:left w:val="single" w:sz="8" w:space="0" w:color="F4B083"/>
+              <w:bottom w:val="single" w:sz="8" w:space="0" w:color="F4B083"/>
+              <w:right w:val="single" w:sz="8" w:space="0" w:color="F4B083"/>
             </w:tcBorders>
             <w:tcMar>
               <w:top w:w="100" w:type="dxa"/>
@@ -11022,7 +10881,7 @@
     </w:p>
     <w:sectPr>
       <w:headerReference w:type="default" r:id="rId11"/>
-      <w:pgSz w:w="11909" w:h="16834" w:orient="portrait"/>
+      <w:pgSz w:w="11909" w:h="16834"/>
       <w:pgMar w:top="1440" w:right="1440" w:bottom="1440" w:left="1440" w:header="720" w:footer="720" w:gutter="0"/>
       <w:pgNumType w:start="1"/>
       <w:cols w:space="720"/>
@@ -11032,7 +10891,7 @@
 </file>
 
 <file path=word/endnotes.xml><?xml version="1.0" encoding="utf-8"?>
-<w:endnotes xmlns:wpc="http://schemas.microsoft.com/office/word/2010/wordprocessingCanvas" xmlns:cx="http://schemas.microsoft.com/office/drawing/2014/chartex" xmlns:cx1="http://schemas.microsoft.com/office/drawing/2015/9/8/chartex" xmlns:cx2="http://schemas.microsoft.com/office/drawing/2015/10/21/chartex" xmlns:cx3="http://schemas.microsoft.com/office/drawing/2016/5/9/chartex" xmlns:cx4="http://schemas.microsoft.com/office/drawing/2016/5/10/chartex" xmlns:cx5="http://schemas.microsoft.com/office/drawing/2016/5/11/chartex" xmlns:cx6="http://schemas.microsoft.com/office/drawing/2016/5/12/chartex" xmlns:cx7="http://schemas.microsoft.com/office/drawing/2016/5/13/chartex" xmlns:cx8="http://schemas.microsoft.com/office/drawing/2016/5/14/chartex" xmlns:mc="http://schemas.openxmlformats.org/markup-compatibility/2006" xmlns:aink="http://schemas.microsoft.com/office/drawing/2016/ink" xmlns:am3d="http://schemas.microsoft.com/office/drawing/2017/model3d" xmlns:o="urn:schemas-microsoft-com:office:office" xmlns:oel="http://schemas.microsoft.com/office/2019/extlst" xmlns:r="http://schemas.openxmlformats.org/officeDocument/2006/relationships" xmlns:m="http://schemas.openxmlformats.org/officeDocument/2006/math" xmlns:v="urn:schemas-microsoft-com:vml" xmlns:wp14="http://schemas.microsoft.com/office/word/2010/wordprocessingDrawing" xmlns:wp="http://schemas.openxmlformats.org/drawingml/2006/wordprocessingDrawing" xmlns:w10="urn:schemas-microsoft-com:office:word" xmlns:w="http://schemas.openxmlformats.org/wordprocessingml/2006/main" xmlns:w14="http://schemas.microsoft.com/office/word/2010/wordml" xmlns:w15="http://schemas.microsoft.com/office/word/2012/wordml" xmlns:w16cex="http://schemas.microsoft.com/office/word/2018/wordml/cex" xmlns:w16cid="http://schemas.microsoft.com/office/word/2016/wordml/cid" xmlns:w16="http://schemas.microsoft.com/office/word/2018/wordml" xmlns:w16du="http://schemas.microsoft.com/office/word/2023/wordml/word16du" xmlns:w16sdtdh="http://schemas.microsoft.com/office/word/2020/wordml/sdtdatahash" xmlns:w16se="http://schemas.microsoft.com/office/word/2015/wordml/symex" xmlns:wpg="http://schemas.microsoft.com/office/word/2010/wordprocessingGroup" xmlns:wpi="http://schemas.microsoft.com/office/word/2010/wordprocessingInk" xmlns:wne="http://schemas.microsoft.com/office/word/2006/wordml" xmlns:wps="http://schemas.microsoft.com/office/word/2010/wordprocessingShape" mc:Ignorable="w14 w15 w16se w16cid w16 w16cex w16sdtdh w16du wp14">
+<w:endnotes xmlns:wpc="http://schemas.microsoft.com/office/word/2010/wordprocessingCanvas" xmlns:cx="http://schemas.microsoft.com/office/drawing/2014/chartex" xmlns:cx1="http://schemas.microsoft.com/office/drawing/2015/9/8/chartex" xmlns:cx2="http://schemas.microsoft.com/office/drawing/2015/10/21/chartex" xmlns:cx3="http://schemas.microsoft.com/office/drawing/2016/5/9/chartex" xmlns:cx4="http://schemas.microsoft.com/office/drawing/2016/5/10/chartex" xmlns:cx5="http://schemas.microsoft.com/office/drawing/2016/5/11/chartex" xmlns:cx6="http://schemas.microsoft.com/office/drawing/2016/5/12/chartex" xmlns:cx7="http://schemas.microsoft.com/office/drawing/2016/5/13/chartex" xmlns:cx8="http://schemas.microsoft.com/office/drawing/2016/5/14/chartex" xmlns:mc="http://schemas.openxmlformats.org/markup-compatibility/2006" xmlns:aink="http://schemas.microsoft.com/office/drawing/2016/ink" xmlns:am3d="http://schemas.microsoft.com/office/drawing/2017/model3d" xmlns:o="urn:schemas-microsoft-com:office:office" xmlns:oel="http://schemas.microsoft.com/office/2019/extlst" xmlns:r="http://schemas.openxmlformats.org/officeDocument/2006/relationships" xmlns:m="http://schemas.openxmlformats.org/officeDocument/2006/math" xmlns:v="urn:schemas-microsoft-com:vml" xmlns:wp14="http://schemas.microsoft.com/office/word/2010/wordprocessingDrawing" xmlns:wp="http://schemas.openxmlformats.org/drawingml/2006/wordprocessingDrawing" xmlns:w10="urn:schemas-microsoft-com:office:word" xmlns:w="http://schemas.openxmlformats.org/wordprocessingml/2006/main" xmlns:w14="http://schemas.microsoft.com/office/word/2010/wordml" xmlns:w15="http://schemas.microsoft.com/office/word/2012/wordml" xmlns:w16cex="http://schemas.microsoft.com/office/word/2018/wordml/cex" xmlns:w16cid="http://schemas.microsoft.com/office/word/2016/wordml/cid" xmlns:w16="http://schemas.microsoft.com/office/word/2018/wordml" xmlns:w16du="http://schemas.microsoft.com/office/word/2023/wordml/word16du" xmlns:w16sdtdh="http://schemas.microsoft.com/office/word/2020/wordml/sdtdatahash" xmlns:w16sdtfl="http://schemas.microsoft.com/office/word/2024/wordml/sdtformatlock" xmlns:w16se="http://schemas.microsoft.com/office/word/2015/wordml/symex" xmlns:wpg="http://schemas.microsoft.com/office/word/2010/wordprocessingGroup" xmlns:wpi="http://schemas.microsoft.com/office/word/2010/wordprocessingInk" xmlns:wne="http://schemas.microsoft.com/office/word/2006/wordml" xmlns:wps="http://schemas.microsoft.com/office/word/2010/wordprocessingShape" mc:Ignorable="w14 w15 w16se w16cid w16 w16cex w16sdtdh w16sdtfl w16du wp14">
   <w:endnote w:type="separator" w:id="-1">
     <w:p>
       <w:pPr>
@@ -11057,7 +10916,7 @@
 </file>
 
 <file path=word/footnotes.xml><?xml version="1.0" encoding="utf-8"?>
-<w:footnotes xmlns:wpc="http://schemas.microsoft.com/office/word/2010/wordprocessingCanvas" xmlns:cx="http://schemas.microsoft.com/office/drawing/2014/chartex" xmlns:cx1="http://schemas.microsoft.com/office/drawing/2015/9/8/chartex" xmlns:cx2="http://schemas.microsoft.com/office/drawing/2015/10/21/chartex" xmlns:cx3="http://schemas.microsoft.com/office/drawing/2016/5/9/chartex" xmlns:cx4="http://schemas.microsoft.com/office/drawing/2016/5/10/chartex" xmlns:cx5="http://schemas.microsoft.com/office/drawing/2016/5/11/chartex" xmlns:cx6="http://schemas.microsoft.com/office/drawing/2016/5/12/chartex" xmlns:cx7="http://schemas.microsoft.com/office/drawing/2016/5/13/chartex" xmlns:cx8="http://schemas.microsoft.com/office/drawing/2016/5/14/chartex" xmlns:mc="http://schemas.openxmlformats.org/markup-compatibility/2006" xmlns:aink="http://schemas.microsoft.com/office/drawing/2016/ink" xmlns:am3d="http://schemas.microsoft.com/office/drawing/2017/model3d" xmlns:o="urn:schemas-microsoft-com:office:office" xmlns:oel="http://schemas.microsoft.com/office/2019/extlst" xmlns:r="http://schemas.openxmlformats.org/officeDocument/2006/relationships" xmlns:m="http://schemas.openxmlformats.org/officeDocument/2006/math" xmlns:v="urn:schemas-microsoft-com:vml" xmlns:wp14="http://schemas.microsoft.com/office/word/2010/wordprocessingDrawing" xmlns:wp="http://schemas.openxmlformats.org/drawingml/2006/wordprocessingDrawing" xmlns:w10="urn:schemas-microsoft-com:office:word" xmlns:w="http://schemas.openxmlformats.org/wordprocessingml/2006/main" xmlns:w14="http://schemas.microsoft.com/office/word/2010/wordml" xmlns:w15="http://schemas.microsoft.com/office/word/2012/wordml" xmlns:w16cex="http://schemas.microsoft.com/office/word/2018/wordml/cex" xmlns:w16cid="http://schemas.microsoft.com/office/word/2016/wordml/cid" xmlns:w16="http://schemas.microsoft.com/office/word/2018/wordml" xmlns:w16du="http://schemas.microsoft.com/office/word/2023/wordml/word16du" xmlns:w16sdtdh="http://schemas.microsoft.com/office/word/2020/wordml/sdtdatahash" xmlns:w16se="http://schemas.microsoft.com/office/word/2015/wordml/symex" xmlns:wpg="http://schemas.microsoft.com/office/word/2010/wordprocessingGroup" xmlns:wpi="http://schemas.microsoft.com/office/word/2010/wordprocessingInk" xmlns:wne="http://schemas.microsoft.com/office/word/2006/wordml" xmlns:wps="http://schemas.microsoft.com/office/word/2010/wordprocessingShape" mc:Ignorable="w14 w15 w16se w16cid w16 w16cex w16sdtdh w16du wp14">
+<w:footnotes xmlns:wpc="http://schemas.microsoft.com/office/word/2010/wordprocessingCanvas" xmlns:cx="http://schemas.microsoft.com/office/drawing/2014/chartex" xmlns:cx1="http://schemas.microsoft.com/office/drawing/2015/9/8/chartex" xmlns:cx2="http://schemas.microsoft.com/office/drawing/2015/10/21/chartex" xmlns:cx3="http://schemas.microsoft.com/office/drawing/2016/5/9/chartex" xmlns:cx4="http://schemas.microsoft.com/office/drawing/2016/5/10/chartex" xmlns:cx5="http://schemas.microsoft.com/office/drawing/2016/5/11/chartex" xmlns:cx6="http://schemas.microsoft.com/office/drawing/2016/5/12/chartex" xmlns:cx7="http://schemas.microsoft.com/office/drawing/2016/5/13/chartex" xmlns:cx8="http://schemas.microsoft.com/office/drawing/2016/5/14/chartex" xmlns:mc="http://schemas.openxmlformats.org/markup-compatibility/2006" xmlns:aink="http://schemas.microsoft.com/office/drawing/2016/ink" xmlns:am3d="http://schemas.microsoft.com/office/drawing/2017/model3d" xmlns:o="urn:schemas-microsoft-com:office:office" xmlns:oel="http://schemas.microsoft.com/office/2019/extlst" xmlns:r="http://schemas.openxmlformats.org/officeDocument/2006/relationships" xmlns:m="http://schemas.openxmlformats.org/officeDocument/2006/math" xmlns:v="urn:schemas-microsoft-com:vml" xmlns:wp14="http://schemas.microsoft.com/office/word/2010/wordprocessingDrawing" xmlns:wp="http://schemas.openxmlformats.org/drawingml/2006/wordprocessingDrawing" xmlns:w10="urn:schemas-microsoft-com:office:word" xmlns:w="http://schemas.openxmlformats.org/wordprocessingml/2006/main" xmlns:w14="http://schemas.microsoft.com/office/word/2010/wordml" xmlns:w15="http://schemas.microsoft.com/office/word/2012/wordml" xmlns:w16cex="http://schemas.microsoft.com/office/word/2018/wordml/cex" xmlns:w16cid="http://schemas.microsoft.com/office/word/2016/wordml/cid" xmlns:w16="http://schemas.microsoft.com/office/word/2018/wordml" xmlns:w16du="http://schemas.microsoft.com/office/word/2023/wordml/word16du" xmlns:w16sdtdh="http://schemas.microsoft.com/office/word/2020/wordml/sdtdatahash" xmlns:w16sdtfl="http://schemas.microsoft.com/office/word/2024/wordml/sdtformatlock" xmlns:w16se="http://schemas.microsoft.com/office/word/2015/wordml/symex" xmlns:wpg="http://schemas.microsoft.com/office/word/2010/wordprocessingGroup" xmlns:wpi="http://schemas.microsoft.com/office/word/2010/wordprocessingInk" xmlns:wne="http://schemas.microsoft.com/office/word/2006/wordml" xmlns:wps="http://schemas.microsoft.com/office/word/2010/wordprocessingShape" mc:Ignorable="w14 w15 w16se w16cid w16 w16cex w16sdtdh w16sdtfl w16du wp14">
   <w:footnote w:type="separator" w:id="-1">
     <w:p>
       <w:pPr>
@@ -11082,7 +10941,7 @@
 </file>
 
 <file path=word/header1.xml><?xml version="1.0" encoding="utf-8"?>
-<w:hdr xmlns:wpc="http://schemas.microsoft.com/office/word/2010/wordprocessingCanvas" xmlns:cx="http://schemas.microsoft.com/office/drawing/2014/chartex" xmlns:cx1="http://schemas.microsoft.com/office/drawing/2015/9/8/chartex" xmlns:cx2="http://schemas.microsoft.com/office/drawing/2015/10/21/chartex" xmlns:cx3="http://schemas.microsoft.com/office/drawing/2016/5/9/chartex" xmlns:cx4="http://schemas.microsoft.com/office/drawing/2016/5/10/chartex" xmlns:cx5="http://schemas.microsoft.com/office/drawing/2016/5/11/chartex" xmlns:cx6="http://schemas.microsoft.com/office/drawing/2016/5/12/chartex" xmlns:cx7="http://schemas.microsoft.com/office/drawing/2016/5/13/chartex" xmlns:cx8="http://schemas.microsoft.com/office/drawing/2016/5/14/chartex" xmlns:mc="http://schemas.openxmlformats.org/markup-compatibility/2006" xmlns:aink="http://schemas.microsoft.com/office/drawing/2016/ink" xmlns:am3d="http://schemas.microsoft.com/office/drawing/2017/model3d" xmlns:o="urn:schemas-microsoft-com:office:office" xmlns:oel="http://schemas.microsoft.com/office/2019/extlst" xmlns:r="http://schemas.openxmlformats.org/officeDocument/2006/relationships" xmlns:m="http://schemas.openxmlformats.org/officeDocument/2006/math" xmlns:v="urn:schemas-microsoft-com:vml" xmlns:wp14="http://schemas.microsoft.com/office/word/2010/wordprocessingDrawing" xmlns:wp="http://schemas.openxmlformats.org/drawingml/2006/wordprocessingDrawing" xmlns:w10="urn:schemas-microsoft-com:office:word" xmlns:w="http://schemas.openxmlformats.org/wordprocessingml/2006/main" xmlns:w14="http://schemas.microsoft.com/office/word/2010/wordml" xmlns:w15="http://schemas.microsoft.com/office/word/2012/wordml" xmlns:w16cex="http://schemas.microsoft.com/office/word/2018/wordml/cex" xmlns:w16cid="http://schemas.microsoft.com/office/word/2016/wordml/cid" xmlns:w16="http://schemas.microsoft.com/office/word/2018/wordml" xmlns:w16du="http://schemas.microsoft.com/office/word/2023/wordml/word16du" xmlns:w16sdtdh="http://schemas.microsoft.com/office/word/2020/wordml/sdtdatahash" xmlns:w16se="http://schemas.microsoft.com/office/word/2015/wordml/symex" xmlns:wpg="http://schemas.microsoft.com/office/word/2010/wordprocessingGroup" xmlns:wpi="http://schemas.microsoft.com/office/word/2010/wordprocessingInk" xmlns:wne="http://schemas.microsoft.com/office/word/2006/wordml" xmlns:wps="http://schemas.microsoft.com/office/word/2010/wordprocessingShape" xmlns:a="http://schemas.openxmlformats.org/drawingml/2006/main" xmlns:pic="http://schemas.openxmlformats.org/drawingml/2006/picture" mc:Ignorable="w14 w15 w16se w16cid w16 w16cex w16sdtdh w16du wp14">
+<w:hdr xmlns:wpc="http://schemas.microsoft.com/office/word/2010/wordprocessingCanvas" xmlns:cx="http://schemas.microsoft.com/office/drawing/2014/chartex" xmlns:cx1="http://schemas.microsoft.com/office/drawing/2015/9/8/chartex" xmlns:cx2="http://schemas.microsoft.com/office/drawing/2015/10/21/chartex" xmlns:cx3="http://schemas.microsoft.com/office/drawing/2016/5/9/chartex" xmlns:cx4="http://schemas.microsoft.com/office/drawing/2016/5/10/chartex" xmlns:cx5="http://schemas.microsoft.com/office/drawing/2016/5/11/chartex" xmlns:cx6="http://schemas.microsoft.com/office/drawing/2016/5/12/chartex" xmlns:cx7="http://schemas.microsoft.com/office/drawing/2016/5/13/chartex" xmlns:cx8="http://schemas.microsoft.com/office/drawing/2016/5/14/chartex" xmlns:mc="http://schemas.openxmlformats.org/markup-compatibility/2006" xmlns:aink="http://schemas.microsoft.com/office/drawing/2016/ink" xmlns:am3d="http://schemas.microsoft.com/office/drawing/2017/model3d" xmlns:o="urn:schemas-microsoft-com:office:office" xmlns:oel="http://schemas.microsoft.com/office/2019/extlst" xmlns:r="http://schemas.openxmlformats.org/officeDocument/2006/relationships" xmlns:m="http://schemas.openxmlformats.org/officeDocument/2006/math" xmlns:v="urn:schemas-microsoft-com:vml" xmlns:wp14="http://schemas.microsoft.com/office/word/2010/wordprocessingDrawing" xmlns:wp="http://schemas.openxmlformats.org/drawingml/2006/wordprocessingDrawing" xmlns:w10="urn:schemas-microsoft-com:office:word" xmlns:w="http://schemas.openxmlformats.org/wordprocessingml/2006/main" xmlns:w14="http://schemas.microsoft.com/office/word/2010/wordml" xmlns:w15="http://schemas.microsoft.com/office/word/2012/wordml" xmlns:w16cex="http://schemas.microsoft.com/office/word/2018/wordml/cex" xmlns:w16cid="http://schemas.microsoft.com/office/word/2016/wordml/cid" xmlns:w16="http://schemas.microsoft.com/office/word/2018/wordml" xmlns:w16du="http://schemas.microsoft.com/office/word/2023/wordml/word16du" xmlns:w16sdtdh="http://schemas.microsoft.com/office/word/2020/wordml/sdtdatahash" xmlns:w16sdtfl="http://schemas.microsoft.com/office/word/2024/wordml/sdtformatlock" xmlns:w16se="http://schemas.microsoft.com/office/word/2015/wordml/symex" xmlns:wpg="http://schemas.microsoft.com/office/word/2010/wordprocessingGroup" xmlns:wpi="http://schemas.microsoft.com/office/word/2010/wordprocessingInk" xmlns:wne="http://schemas.microsoft.com/office/word/2006/wordml" xmlns:wps="http://schemas.microsoft.com/office/word/2010/wordprocessingShape" mc:Ignorable="w14 w15 w16se w16cid w16 w16cex w16sdtdh w16sdtfl w16du wp14">
   <w:p>
     <w:pPr>
       <w:pBdr>
@@ -11233,7 +11092,7 @@
             </wp:anchor>
           </w:drawing>
         </mc:Choice>
-        <mc:Fallback>
+        <mc:Fallback xmlns:pic="http://schemas.openxmlformats.org/drawingml/2006/picture" xmlns:a="http://schemas.openxmlformats.org/drawingml/2006/main">
           <w:pict>
             <v:rect id="Rectángulo 1" style="position:absolute;margin-left:-54pt;margin-top:-14.4pt;width:460.5pt;height:112.3pt;z-index:251659264;visibility:visible;mso-wrap-style:square;mso-wrap-distance-left:9pt;mso-wrap-distance-top:3.6pt;mso-wrap-distance-right:9pt;mso-wrap-distance-bottom:3.6pt;mso-position-horizontal:absolute;mso-position-horizontal-relative:text;mso-position-vertical:absolute;mso-position-vertical-relative:text;v-text-anchor:top" o:spid="_x0000_s1026" filled="f" stroked="f" w14:anchorId="4CD7B852" o:gfxdata="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">
               <v:textbox inset="2.53958mm,1.2694mm,2.53958mm,1.2694mm">
@@ -11283,7 +11142,7 @@
 </file>
 
 <file path=word/numbering.xml><?xml version="1.0" encoding="utf-8"?>
-<w:numbering xmlns:wpc="http://schemas.microsoft.com/office/word/2010/wordprocessingCanvas" xmlns:cx="http://schemas.microsoft.com/office/drawing/2014/chartex" xmlns:cx1="http://schemas.microsoft.com/office/drawing/2015/9/8/chartex" xmlns:cx2="http://schemas.microsoft.com/office/drawing/2015/10/21/chartex" xmlns:cx3="http://schemas.microsoft.com/office/drawing/2016/5/9/chartex" xmlns:cx4="http://schemas.microsoft.com/office/drawing/2016/5/10/chartex" xmlns:cx5="http://schemas.microsoft.com/office/drawing/2016/5/11/chartex" xmlns:cx6="http://schemas.microsoft.com/office/drawing/2016/5/12/chartex" xmlns:cx7="http://schemas.microsoft.com/office/drawing/2016/5/13/chartex" xmlns:cx8="http://schemas.microsoft.com/office/drawing/2016/5/14/chartex" xmlns:mc="http://schemas.openxmlformats.org/markup-compatibility/2006" xmlns:aink="http://schemas.microsoft.com/office/drawing/2016/ink" xmlns:am3d="http://schemas.microsoft.com/office/drawing/2017/model3d" xmlns:o="urn:schemas-microsoft-com:office:office" xmlns:oel="http://schemas.microsoft.com/office/2019/extlst" xmlns:r="http://schemas.openxmlformats.org/officeDocument/2006/relationships" xmlns:m="http://schemas.openxmlformats.org/officeDocument/2006/math" xmlns:v="urn:schemas-microsoft-com:vml" xmlns:wp14="http://schemas.microsoft.com/office/word/2010/wordprocessingDrawing" xmlns:wp="http://schemas.openxmlformats.org/drawingml/2006/wordprocessingDrawing" xmlns:w10="urn:schemas-microsoft-com:office:word" xmlns:w="http://schemas.openxmlformats.org/wordprocessingml/2006/main" xmlns:w14="http://schemas.microsoft.com/office/word/2010/wordml" xmlns:w15="http://schemas.microsoft.com/office/word/2012/wordml" xmlns:w16cex="http://schemas.microsoft.com/office/word/2018/wordml/cex" xmlns:w16cid="http://schemas.microsoft.com/office/word/2016/wordml/cid" xmlns:w16="http://schemas.microsoft.com/office/word/2018/wordml" xmlns:w16du="http://schemas.microsoft.com/office/word/2023/wordml/word16du" xmlns:w16sdtdh="http://schemas.microsoft.com/office/word/2020/wordml/sdtdatahash" xmlns:w16se="http://schemas.microsoft.com/office/word/2015/wordml/symex" xmlns:wpg="http://schemas.microsoft.com/office/word/2010/wordprocessingGroup" xmlns:wpi="http://schemas.microsoft.com/office/word/2010/wordprocessingInk" xmlns:wne="http://schemas.microsoft.com/office/word/2006/wordml" xmlns:wps="http://schemas.microsoft.com/office/word/2010/wordprocessingShape" mc:Ignorable="w14 w15 w16se w16cid w16 w16cex w16sdtdh w16du wp14">
+<w:numbering xmlns:wpc="http://schemas.microsoft.com/office/word/2010/wordprocessingCanvas" xmlns:cx="http://schemas.microsoft.com/office/drawing/2014/chartex" xmlns:cx1="http://schemas.microsoft.com/office/drawing/2015/9/8/chartex" xmlns:cx2="http://schemas.microsoft.com/office/drawing/2015/10/21/chartex" xmlns:cx3="http://schemas.microsoft.com/office/drawing/2016/5/9/chartex" xmlns:cx4="http://schemas.microsoft.com/office/drawing/2016/5/10/chartex" xmlns:cx5="http://schemas.microsoft.com/office/drawing/2016/5/11/chartex" xmlns:cx6="http://schemas.microsoft.com/office/drawing/2016/5/12/chartex" xmlns:cx7="http://schemas.microsoft.com/office/drawing/2016/5/13/chartex" xmlns:cx8="http://schemas.microsoft.com/office/drawing/2016/5/14/chartex" xmlns:mc="http://schemas.openxmlformats.org/markup-compatibility/2006" xmlns:aink="http://schemas.microsoft.com/office/drawing/2016/ink" xmlns:am3d="http://schemas.microsoft.com/office/drawing/2017/model3d" xmlns:o="urn:schemas-microsoft-com:office:office" xmlns:oel="http://schemas.microsoft.com/office/2019/extlst" xmlns:r="http://schemas.openxmlformats.org/officeDocument/2006/relationships" xmlns:m="http://schemas.openxmlformats.org/officeDocument/2006/math" xmlns:v="urn:schemas-microsoft-com:vml" xmlns:wp14="http://schemas.microsoft.com/office/word/2010/wordprocessingDrawing" xmlns:wp="http://schemas.openxmlformats.org/drawingml/2006/wordprocessingDrawing" xmlns:w10="urn:schemas-microsoft-com:office:word" xmlns:w="http://schemas.openxmlformats.org/wordprocessingml/2006/main" xmlns:w14="http://schemas.microsoft.com/office/word/2010/wordml" xmlns:w15="http://schemas.microsoft.com/office/word/2012/wordml" xmlns:w16cex="http://schemas.microsoft.com/office/word/2018/wordml/cex" xmlns:w16cid="http://schemas.microsoft.com/office/word/2016/wordml/cid" xmlns:w16="http://schemas.microsoft.com/office/word/2018/wordml" xmlns:w16du="http://schemas.microsoft.com/office/word/2023/wordml/word16du" xmlns:w16sdtdh="http://schemas.microsoft.com/office/word/2020/wordml/sdtdatahash" xmlns:w16sdtfl="http://schemas.microsoft.com/office/word/2024/wordml/sdtformatlock" xmlns:w16se="http://schemas.microsoft.com/office/word/2015/wordml/symex" xmlns:wpg="http://schemas.microsoft.com/office/word/2010/wordprocessingGroup" xmlns:wpi="http://schemas.microsoft.com/office/word/2010/wordprocessingInk" xmlns:wne="http://schemas.microsoft.com/office/word/2006/wordml" xmlns:wps="http://schemas.microsoft.com/office/word/2010/wordprocessingShape" mc:Ignorable="w14 w15 w16se w16cid w16 w16cex w16sdtdh w16sdtfl w16du wp14">
   <w:abstractNum w:abstractNumId="0" w15:restartNumberingAfterBreak="0">
     <w:nsid w:val="2A4E3351"/>
     <w:multiLevelType w:val="hybridMultilevel"/>
@@ -11297,7 +11156,7 @@
         <w:ind w:left="720" w:hanging="360"/>
       </w:pPr>
       <w:rPr>
-        <w:rFonts w:hint="default" w:ascii="Symbol" w:hAnsi="Symbol"/>
+        <w:rFonts w:ascii="Symbol" w:hAnsi="Symbol" w:hint="default"/>
       </w:rPr>
     </w:lvl>
     <w:lvl w:ilvl="1" w:tplc="04090003" w:tentative="1">
@@ -11309,7 +11168,7 @@
         <w:ind w:left="1440" w:hanging="360"/>
       </w:pPr>
       <w:rPr>
-        <w:rFonts w:hint="default" w:ascii="Courier New" w:hAnsi="Courier New" w:cs="Courier New"/>
+        <w:rFonts w:ascii="Courier New" w:hAnsi="Courier New" w:cs="Courier New" w:hint="default"/>
       </w:rPr>
     </w:lvl>
     <w:lvl w:ilvl="2" w:tplc="04090005" w:tentative="1">
@@ -11321,7 +11180,7 @@
         <w:ind w:left="2160" w:hanging="360"/>
       </w:pPr>
       <w:rPr>
-        <w:rFonts w:hint="default" w:ascii="Wingdings" w:hAnsi="Wingdings"/>
+        <w:rFonts w:ascii="Wingdings" w:hAnsi="Wingdings" w:hint="default"/>
       </w:rPr>
     </w:lvl>
     <w:lvl w:ilvl="3" w:tplc="04090001" w:tentative="1">
@@ -11333,7 +11192,7 @@
         <w:ind w:left="2880" w:hanging="360"/>
       </w:pPr>
       <w:rPr>
-        <w:rFonts w:hint="default" w:ascii="Symbol" w:hAnsi="Symbol"/>
+        <w:rFonts w:ascii="Symbol" w:hAnsi="Symbol" w:hint="default"/>
       </w:rPr>
     </w:lvl>
     <w:lvl w:ilvl="4" w:tplc="04090003" w:tentative="1">
@@ -11345,7 +11204,7 @@
         <w:ind w:left="3600" w:hanging="360"/>
       </w:pPr>
       <w:rPr>
-        <w:rFonts w:hint="default" w:ascii="Courier New" w:hAnsi="Courier New" w:cs="Courier New"/>
+        <w:rFonts w:ascii="Courier New" w:hAnsi="Courier New" w:cs="Courier New" w:hint="default"/>
       </w:rPr>
     </w:lvl>
     <w:lvl w:ilvl="5" w:tplc="04090005" w:tentative="1">
@@ -11357,7 +11216,7 @@
         <w:ind w:left="4320" w:hanging="360"/>
       </w:pPr>
       <w:rPr>
-        <w:rFonts w:hint="default" w:ascii="Wingdings" w:hAnsi="Wingdings"/>
+        <w:rFonts w:ascii="Wingdings" w:hAnsi="Wingdings" w:hint="default"/>
       </w:rPr>
     </w:lvl>
     <w:lvl w:ilvl="6" w:tplc="04090001" w:tentative="1">
@@ -11369,7 +11228,7 @@
         <w:ind w:left="5040" w:hanging="360"/>
       </w:pPr>
       <w:rPr>
-        <w:rFonts w:hint="default" w:ascii="Symbol" w:hAnsi="Symbol"/>
+        <w:rFonts w:ascii="Symbol" w:hAnsi="Symbol" w:hint="default"/>
       </w:rPr>
     </w:lvl>
     <w:lvl w:ilvl="7" w:tplc="04090003" w:tentative="1">
@@ -11381,7 +11240,7 @@
         <w:ind w:left="5760" w:hanging="360"/>
       </w:pPr>
       <w:rPr>
-        <w:rFonts w:hint="default" w:ascii="Courier New" w:hAnsi="Courier New" w:cs="Courier New"/>
+        <w:rFonts w:ascii="Courier New" w:hAnsi="Courier New" w:cs="Courier New" w:hint="default"/>
       </w:rPr>
     </w:lvl>
     <w:lvl w:ilvl="8" w:tplc="04090005" w:tentative="1">
@@ -11393,7 +11252,7 @@
         <w:ind w:left="6480" w:hanging="360"/>
       </w:pPr>
       <w:rPr>
-        <w:rFonts w:hint="default" w:ascii="Wingdings" w:hAnsi="Wingdings"/>
+        <w:rFonts w:ascii="Wingdings" w:hAnsi="Wingdings" w:hint="default"/>
       </w:rPr>
     </w:lvl>
   </w:abstractNum>
@@ -11410,7 +11269,7 @@
         <w:ind w:left="1080" w:hanging="360"/>
       </w:pPr>
       <w:rPr>
-        <w:rFonts w:ascii="Noto Sans Symbols" w:hAnsi="Noto Sans Symbols" w:eastAsia="Noto Sans Symbols" w:cs="Noto Sans Symbols"/>
+        <w:rFonts w:ascii="Noto Sans Symbols" w:eastAsia="Noto Sans Symbols" w:hAnsi="Noto Sans Symbols" w:cs="Noto Sans Symbols"/>
       </w:rPr>
     </w:lvl>
     <w:lvl w:ilvl="1">
@@ -11422,7 +11281,7 @@
         <w:ind w:left="1800" w:hanging="360"/>
       </w:pPr>
       <w:rPr>
-        <w:rFonts w:ascii="Courier New" w:hAnsi="Courier New" w:eastAsia="Courier New" w:cs="Courier New"/>
+        <w:rFonts w:ascii="Courier New" w:eastAsia="Courier New" w:hAnsi="Courier New" w:cs="Courier New"/>
       </w:rPr>
     </w:lvl>
     <w:lvl w:ilvl="2">
@@ -11434,7 +11293,7 @@
         <w:ind w:left="2520" w:hanging="360"/>
       </w:pPr>
       <w:rPr>
-        <w:rFonts w:ascii="Noto Sans Symbols" w:hAnsi="Noto Sans Symbols" w:eastAsia="Noto Sans Symbols" w:cs="Noto Sans Symbols"/>
+        <w:rFonts w:ascii="Noto Sans Symbols" w:eastAsia="Noto Sans Symbols" w:hAnsi="Noto Sans Symbols" w:cs="Noto Sans Symbols"/>
       </w:rPr>
     </w:lvl>
     <w:lvl w:ilvl="3">
@@ -11446,7 +11305,7 @@
         <w:ind w:left="3240" w:hanging="360"/>
       </w:pPr>
       <w:rPr>
-        <w:rFonts w:ascii="Noto Sans Symbols" w:hAnsi="Noto Sans Symbols" w:eastAsia="Noto Sans Symbols" w:cs="Noto Sans Symbols"/>
+        <w:rFonts w:ascii="Noto Sans Symbols" w:eastAsia="Noto Sans Symbols" w:hAnsi="Noto Sans Symbols" w:cs="Noto Sans Symbols"/>
       </w:rPr>
     </w:lvl>
     <w:lvl w:ilvl="4">
@@ -11458,7 +11317,7 @@
         <w:ind w:left="3960" w:hanging="360"/>
       </w:pPr>
       <w:rPr>
-        <w:rFonts w:ascii="Courier New" w:hAnsi="Courier New" w:eastAsia="Courier New" w:cs="Courier New"/>
+        <w:rFonts w:ascii="Courier New" w:eastAsia="Courier New" w:hAnsi="Courier New" w:cs="Courier New"/>
       </w:rPr>
     </w:lvl>
     <w:lvl w:ilvl="5">
@@ -11470,7 +11329,7 @@
         <w:ind w:left="4680" w:hanging="360"/>
       </w:pPr>
       <w:rPr>
-        <w:rFonts w:ascii="Noto Sans Symbols" w:hAnsi="Noto Sans Symbols" w:eastAsia="Noto Sans Symbols" w:cs="Noto Sans Symbols"/>
+        <w:rFonts w:ascii="Noto Sans Symbols" w:eastAsia="Noto Sans Symbols" w:hAnsi="Noto Sans Symbols" w:cs="Noto Sans Symbols"/>
       </w:rPr>
     </w:lvl>
     <w:lvl w:ilvl="6">
@@ -11482,7 +11341,7 @@
         <w:ind w:left="5400" w:hanging="360"/>
       </w:pPr>
       <w:rPr>
-        <w:rFonts w:ascii="Noto Sans Symbols" w:hAnsi="Noto Sans Symbols" w:eastAsia="Noto Sans Symbols" w:cs="Noto Sans Symbols"/>
+        <w:rFonts w:ascii="Noto Sans Symbols" w:eastAsia="Noto Sans Symbols" w:hAnsi="Noto Sans Symbols" w:cs="Noto Sans Symbols"/>
       </w:rPr>
     </w:lvl>
     <w:lvl w:ilvl="7">
@@ -11494,7 +11353,7 @@
         <w:ind w:left="6120" w:hanging="360"/>
       </w:pPr>
       <w:rPr>
-        <w:rFonts w:ascii="Courier New" w:hAnsi="Courier New" w:eastAsia="Courier New" w:cs="Courier New"/>
+        <w:rFonts w:ascii="Courier New" w:eastAsia="Courier New" w:hAnsi="Courier New" w:cs="Courier New"/>
       </w:rPr>
     </w:lvl>
     <w:lvl w:ilvl="8">
@@ -11506,7 +11365,7 @@
         <w:ind w:left="6840" w:hanging="360"/>
       </w:pPr>
       <w:rPr>
-        <w:rFonts w:ascii="Noto Sans Symbols" w:hAnsi="Noto Sans Symbols" w:eastAsia="Noto Sans Symbols" w:cs="Noto Sans Symbols"/>
+        <w:rFonts w:ascii="Noto Sans Symbols" w:eastAsia="Noto Sans Symbols" w:hAnsi="Noto Sans Symbols" w:cs="Noto Sans Symbols"/>
       </w:rPr>
     </w:lvl>
   </w:abstractNum>
@@ -11520,11 +11379,11 @@
 </file>
 
 <file path=word/styles.xml><?xml version="1.0" encoding="utf-8"?>
-<w:styles xmlns:mc="http://schemas.openxmlformats.org/markup-compatibility/2006" xmlns:r="http://schemas.openxmlformats.org/officeDocument/2006/relationships" xmlns:w="http://schemas.openxmlformats.org/wordprocessingml/2006/main" xmlns:w14="http://schemas.microsoft.com/office/word/2010/wordml" xmlns:w15="http://schemas.microsoft.com/office/word/2012/wordml" xmlns:w16cex="http://schemas.microsoft.com/office/word/2018/wordml/cex" xmlns:w16cid="http://schemas.microsoft.com/office/word/2016/wordml/cid" xmlns:w16="http://schemas.microsoft.com/office/word/2018/wordml" xmlns:w16du="http://schemas.microsoft.com/office/word/2023/wordml/word16du" xmlns:w16sdtdh="http://schemas.microsoft.com/office/word/2020/wordml/sdtdatahash" xmlns:w16se="http://schemas.microsoft.com/office/word/2015/wordml/symex" mc:Ignorable="w14 w15 w16se w16cid w16 w16cex w16sdtdh w16du">
+<w:styles xmlns:mc="http://schemas.openxmlformats.org/markup-compatibility/2006" xmlns:r="http://schemas.openxmlformats.org/officeDocument/2006/relationships" xmlns:w="http://schemas.openxmlformats.org/wordprocessingml/2006/main" xmlns:w14="http://schemas.microsoft.com/office/word/2010/wordml" xmlns:w15="http://schemas.microsoft.com/office/word/2012/wordml" xmlns:w16cex="http://schemas.microsoft.com/office/word/2018/wordml/cex" xmlns:w16cid="http://schemas.microsoft.com/office/word/2016/wordml/cid" xmlns:w16="http://schemas.microsoft.com/office/word/2018/wordml" xmlns:w16du="http://schemas.microsoft.com/office/word/2023/wordml/word16du" xmlns:w16sdtdh="http://schemas.microsoft.com/office/word/2020/wordml/sdtdatahash" xmlns:w16sdtfl="http://schemas.microsoft.com/office/word/2024/wordml/sdtformatlock" xmlns:w16se="http://schemas.microsoft.com/office/word/2015/wordml/symex" mc:Ignorable="w14 w15 w16se w16cid w16 w16cex w16sdtdh w16sdtfl w16du">
   <w:docDefaults>
     <w:rPrDefault>
       <w:rPr>
-        <w:rFonts w:ascii="Arial" w:hAnsi="Arial" w:eastAsia="Arial" w:cs="Arial"/>
+        <w:rFonts w:ascii="Arial" w:eastAsia="Arial" w:hAnsi="Arial" w:cs="Arial"/>
         <w:sz w:val="22"/>
         <w:szCs w:val="22"/>
         <w:lang w:val="es-419" w:eastAsia="es-CO" w:bidi="ar-SA"/>
@@ -11539,14 +11398,14 @@
   <w:latentStyles w:defLockedState="0" w:defUIPriority="99" w:defSemiHidden="0" w:defUnhideWhenUsed="0" w:defQFormat="0" w:count="376">
     <w:lsdException w:name="Normal" w:uiPriority="0" w:qFormat="1"/>
     <w:lsdException w:name="heading 1" w:uiPriority="9" w:qFormat="1"/>
-    <w:lsdException w:name="heading 2" w:uiPriority="9" w:semiHidden="1" w:unhideWhenUsed="1" w:qFormat="1"/>
-    <w:lsdException w:name="heading 3" w:uiPriority="9" w:semiHidden="1" w:unhideWhenUsed="1" w:qFormat="1"/>
-    <w:lsdException w:name="heading 4" w:uiPriority="9" w:semiHidden="1" w:unhideWhenUsed="1" w:qFormat="1"/>
-    <w:lsdException w:name="heading 5" w:uiPriority="9" w:semiHidden="1" w:unhideWhenUsed="1" w:qFormat="1"/>
-    <w:lsdException w:name="heading 6" w:uiPriority="9" w:semiHidden="1" w:unhideWhenUsed="1" w:qFormat="1"/>
-    <w:lsdException w:name="heading 7" w:uiPriority="9" w:semiHidden="1" w:unhideWhenUsed="1" w:qFormat="1"/>
-    <w:lsdException w:name="heading 8" w:uiPriority="9" w:semiHidden="1" w:unhideWhenUsed="1" w:qFormat="1"/>
-    <w:lsdException w:name="heading 9" w:uiPriority="9" w:semiHidden="1" w:unhideWhenUsed="1" w:qFormat="1"/>
+    <w:lsdException w:name="heading 2" w:semiHidden="1" w:uiPriority="9" w:unhideWhenUsed="1" w:qFormat="1"/>
+    <w:lsdException w:name="heading 3" w:semiHidden="1" w:uiPriority="9" w:unhideWhenUsed="1" w:qFormat="1"/>
+    <w:lsdException w:name="heading 4" w:semiHidden="1" w:uiPriority="9" w:unhideWhenUsed="1" w:qFormat="1"/>
+    <w:lsdException w:name="heading 5" w:semiHidden="1" w:uiPriority="9" w:unhideWhenUsed="1" w:qFormat="1"/>
+    <w:lsdException w:name="heading 6" w:semiHidden="1" w:uiPriority="9" w:unhideWhenUsed="1" w:qFormat="1"/>
+    <w:lsdException w:name="heading 7" w:semiHidden="1" w:uiPriority="9" w:unhideWhenUsed="1" w:qFormat="1"/>
+    <w:lsdException w:name="heading 8" w:semiHidden="1" w:uiPriority="9" w:unhideWhenUsed="1" w:qFormat="1"/>
+    <w:lsdException w:name="heading 9" w:semiHidden="1" w:uiPriority="9" w:unhideWhenUsed="1" w:qFormat="1"/>
     <w:lsdException w:name="index 1" w:semiHidden="1" w:unhideWhenUsed="1"/>
     <w:lsdException w:name="index 2" w:semiHidden="1" w:unhideWhenUsed="1"/>
     <w:lsdException w:name="index 3" w:semiHidden="1" w:unhideWhenUsed="1"/>
@@ -11556,22 +11415,22 @@
     <w:lsdException w:name="index 7" w:semiHidden="1" w:unhideWhenUsed="1"/>
     <w:lsdException w:name="index 8" w:semiHidden="1" w:unhideWhenUsed="1"/>
     <w:lsdException w:name="index 9" w:semiHidden="1" w:unhideWhenUsed="1"/>
-    <w:lsdException w:name="toc 1" w:uiPriority="39" w:semiHidden="1" w:unhideWhenUsed="1"/>
-    <w:lsdException w:name="toc 2" w:uiPriority="39" w:semiHidden="1" w:unhideWhenUsed="1"/>
-    <w:lsdException w:name="toc 3" w:uiPriority="39" w:semiHidden="1" w:unhideWhenUsed="1"/>
-    <w:lsdException w:name="toc 4" w:uiPriority="39" w:semiHidden="1" w:unhideWhenUsed="1"/>
-    <w:lsdException w:name="toc 5" w:uiPriority="39" w:semiHidden="1" w:unhideWhenUsed="1"/>
-    <w:lsdException w:name="toc 6" w:uiPriority="39" w:semiHidden="1" w:unhideWhenUsed="1"/>
-    <w:lsdException w:name="toc 7" w:uiPriority="39" w:semiHidden="1" w:unhideWhenUsed="1"/>
-    <w:lsdException w:name="toc 8" w:uiPriority="39" w:semiHidden="1" w:unhideWhenUsed="1"/>
-    <w:lsdException w:name="toc 9" w:uiPriority="39" w:semiHidden="1" w:unhideWhenUsed="1"/>
+    <w:lsdException w:name="toc 1" w:semiHidden="1" w:uiPriority="39" w:unhideWhenUsed="1"/>
+    <w:lsdException w:name="toc 2" w:semiHidden="1" w:uiPriority="39" w:unhideWhenUsed="1"/>
+    <w:lsdException w:name="toc 3" w:semiHidden="1" w:uiPriority="39" w:unhideWhenUsed="1"/>
+    <w:lsdException w:name="toc 4" w:semiHidden="1" w:uiPriority="39" w:unhideWhenUsed="1"/>
+    <w:lsdException w:name="toc 5" w:semiHidden="1" w:uiPriority="39" w:unhideWhenUsed="1"/>
+    <w:lsdException w:name="toc 6" w:semiHidden="1" w:uiPriority="39" w:unhideWhenUsed="1"/>
+    <w:lsdException w:name="toc 7" w:semiHidden="1" w:uiPriority="39" w:unhideWhenUsed="1"/>
+    <w:lsdException w:name="toc 8" w:semiHidden="1" w:uiPriority="39" w:unhideWhenUsed="1"/>
+    <w:lsdException w:name="toc 9" w:semiHidden="1" w:uiPriority="39" w:unhideWhenUsed="1"/>
     <w:lsdException w:name="Normal Indent" w:semiHidden="1" w:unhideWhenUsed="1"/>
     <w:lsdException w:name="footnote text" w:semiHidden="1" w:unhideWhenUsed="1"/>
     <w:lsdException w:name="annotation text" w:semiHidden="1" w:unhideWhenUsed="1"/>
     <w:lsdException w:name="header" w:semiHidden="1" w:unhideWhenUsed="1"/>
     <w:lsdException w:name="footer" w:semiHidden="1" w:unhideWhenUsed="1"/>
     <w:lsdException w:name="index heading" w:semiHidden="1" w:unhideWhenUsed="1"/>
-    <w:lsdException w:name="caption" w:uiPriority="35" w:semiHidden="1" w:unhideWhenUsed="1" w:qFormat="1"/>
+    <w:lsdException w:name="caption" w:semiHidden="1" w:uiPriority="35" w:unhideWhenUsed="1" w:qFormat="1"/>
     <w:lsdException w:name="table of figures" w:semiHidden="1" w:unhideWhenUsed="1"/>
     <w:lsdException w:name="envelope address" w:semiHidden="1" w:unhideWhenUsed="1"/>
     <w:lsdException w:name="envelope return" w:semiHidden="1" w:unhideWhenUsed="1"/>
@@ -11602,7 +11461,7 @@
     <w:lsdException w:name="Title" w:uiPriority="10" w:qFormat="1"/>
     <w:lsdException w:name="Closing" w:semiHidden="1" w:unhideWhenUsed="1"/>
     <w:lsdException w:name="Signature" w:semiHidden="1" w:unhideWhenUsed="1"/>
-    <w:lsdException w:name="Default Paragraph Font" w:uiPriority="1" w:semiHidden="1" w:unhideWhenUsed="1"/>
+    <w:lsdException w:name="Default Paragraph Font" w:semiHidden="1" w:uiPriority="1" w:unhideWhenUsed="1"/>
     <w:lsdException w:name="Body Text" w:semiHidden="1" w:unhideWhenUsed="1"/>
     <w:lsdException w:name="Body Text Indent" w:semiHidden="1" w:unhideWhenUsed="1"/>
     <w:lsdException w:name="List Continue" w:semiHidden="1" w:unhideWhenUsed="1"/>
@@ -11802,8 +11661,8 @@
     <w:lsdException w:name="Subtle Reference" w:uiPriority="31" w:qFormat="1"/>
     <w:lsdException w:name="Intense Reference" w:uiPriority="32" w:qFormat="1"/>
     <w:lsdException w:name="Book Title" w:uiPriority="33" w:qFormat="1"/>
-    <w:lsdException w:name="Bibliography" w:uiPriority="37" w:semiHidden="1" w:unhideWhenUsed="1"/>
-    <w:lsdException w:name="TOC Heading" w:uiPriority="39" w:semiHidden="1" w:unhideWhenUsed="1" w:qFormat="1"/>
+    <w:lsdException w:name="Bibliography" w:semiHidden="1" w:uiPriority="37" w:unhideWhenUsed="1"/>
+    <w:lsdException w:name="TOC Heading" w:semiHidden="1" w:uiPriority="39" w:unhideWhenUsed="1" w:qFormat="1"/>
     <w:lsdException w:name="Plain Table 1" w:uiPriority="41"/>
     <w:lsdException w:name="Plain Table 2" w:uiPriority="42"/>
     <w:lsdException w:name="Plain Table 3" w:uiPriority="43"/>
@@ -11914,7 +11773,7 @@
     <w:lsdException w:name="Unresolved Mention" w:semiHidden="1" w:unhideWhenUsed="1"/>
     <w:lsdException w:name="Smart Link" w:semiHidden="1" w:unhideWhenUsed="1"/>
   </w:latentStyles>
-  <w:style w:type="paragraph" w:styleId="Normal" w:default="1">
+  <w:style w:type="paragraph" w:default="1" w:styleId="Normal">
     <w:name w:val="Normal"/>
     <w:qFormat/>
   </w:style>
@@ -12031,13 +11890,13 @@
       <w:color w:val="666666"/>
     </w:rPr>
   </w:style>
-  <w:style w:type="character" w:styleId="Fuentedeprrafopredeter" w:default="1">
+  <w:style w:type="character" w:default="1" w:styleId="Fuentedeprrafopredeter">
     <w:name w:val="Default Paragraph Font"/>
     <w:uiPriority w:val="1"/>
     <w:semiHidden/>
     <w:unhideWhenUsed/>
   </w:style>
-  <w:style w:type="table" w:styleId="Tablanormal" w:default="1">
+  <w:style w:type="table" w:default="1" w:styleId="Tablanormal">
     <w:name w:val="Normal Table"/>
     <w:uiPriority w:val="99"/>
     <w:semiHidden/>
@@ -12052,13 +11911,13 @@
       </w:tblCellMar>
     </w:tblPr>
   </w:style>
-  <w:style w:type="numbering" w:styleId="Sinlista" w:default="1">
+  <w:style w:type="numbering" w:default="1" w:styleId="Sinlista">
     <w:name w:val="No List"/>
     <w:uiPriority w:val="99"/>
     <w:semiHidden/>
     <w:unhideWhenUsed/>
   </w:style>
-  <w:style w:type="table" w:styleId="TableNormal" w:customStyle="1">
+  <w:style w:type="table" w:customStyle="1" w:styleId="TableNormal">
     <w:name w:val="Table Normal"/>
     <w:tblPr>
       <w:tblCellMar>
@@ -12102,7 +11961,7 @@
       <w:szCs w:val="30"/>
     </w:rPr>
   </w:style>
-  <w:style w:type="table" w:styleId="a" w:customStyle="1">
+  <w:style w:type="table" w:customStyle="1" w:styleId="a">
     <w:basedOn w:val="TableNormal"/>
     <w:pPr>
       <w:spacing w:line="240" w:lineRule="auto"/>
@@ -12125,7 +11984,7 @@
       <w:tblPr/>
       <w:tcPr>
         <w:tcBorders>
-          <w:bottom w:val="single" w:color="F4B083" w:sz="12" w:space="0"/>
+          <w:bottom w:val="single" w:sz="12" w:space="0" w:color="F4B083"/>
         </w:tcBorders>
       </w:tcPr>
     </w:tblStylePr>
@@ -12136,7 +11995,7 @@
       <w:tblPr/>
       <w:tcPr>
         <w:tcBorders>
-          <w:top w:val="single" w:color="F4B083" w:sz="4" w:space="0"/>
+          <w:top w:val="single" w:sz="4" w:space="0" w:color="F4B083"/>
         </w:tcBorders>
       </w:tcPr>
     </w:tblStylePr>
@@ -12163,7 +12022,7 @@
       </w:tcPr>
     </w:tblStylePr>
   </w:style>
-  <w:style w:type="table" w:styleId="a0" w:customStyle="1">
+  <w:style w:type="table" w:customStyle="1" w:styleId="a0">
     <w:basedOn w:val="TableNormal"/>
     <w:tblPr>
       <w:tblStyleRowBandSize w:val="1"/>
@@ -12193,7 +12052,7 @@
       <w:szCs w:val="18"/>
     </w:rPr>
   </w:style>
-  <w:style w:type="character" w:styleId="TextodegloboCar" w:customStyle="1">
+  <w:style w:type="character" w:customStyle="1" w:styleId="TextodegloboCar">
     <w:name w:val="Texto de globo Car"/>
     <w:basedOn w:val="Fuentedeprrafopredeter"/>
     <w:link w:val="Textodeglobo"/>
@@ -12221,7 +12080,7 @@
       <w:spacing w:line="240" w:lineRule="auto"/>
     </w:pPr>
   </w:style>
-  <w:style w:type="character" w:styleId="EncabezadoCar" w:customStyle="1">
+  <w:style w:type="character" w:customStyle="1" w:styleId="EncabezadoCar">
     <w:name w:val="Encabezado Car"/>
     <w:basedOn w:val="Fuentedeprrafopredeter"/>
     <w:link w:val="Encabezado"/>
@@ -12243,7 +12102,7 @@
       <w:spacing w:line="240" w:lineRule="auto"/>
     </w:pPr>
   </w:style>
-  <w:style w:type="character" w:styleId="PiedepginaCar" w:customStyle="1">
+  <w:style w:type="character" w:customStyle="1" w:styleId="PiedepginaCar">
     <w:name w:val="Pie de página Car"/>
     <w:basedOn w:val="Fuentedeprrafopredeter"/>
     <w:link w:val="Piedepgina"/>
@@ -12596,14 +12455,12 @@
 </file>
 
 <file path=customXml/item1.xml><?xml version="1.0" encoding="utf-8"?>
-<p:properties xmlns:p="http://schemas.microsoft.com/office/2006/metadata/properties" xmlns:xsi="http://www.w3.org/2001/XMLSchema-instance" xmlns:pc="http://schemas.microsoft.com/office/infopath/2007/PartnerControls">
-  <documentManagement>
-    <TaxCatchAll xmlns="13c90a0b-73bc-4dc0-be5f-28d77b615beb" xsi:nil="true"/>
-    <lcf76f155ced4ddcb4097134ff3c332f xmlns="13c93bba-48ce-428c-bfe5-88b42c19b028">
-      <Terms xmlns="http://schemas.microsoft.com/office/infopath/2007/PartnerControls"/>
-    </lcf76f155ced4ddcb4097134ff3c332f>
-  </documentManagement>
-</p:properties>
+<?mso-contentType ?>
+<FormTemplates xmlns="http://schemas.microsoft.com/sharepoint/v3/contenttype/forms">
+  <Display>DocumentLibraryForm</Display>
+  <Edit>DocumentLibraryForm</Edit>
+  <New>DocumentLibraryForm</New>
+</FormTemplates>
 </file>
 
 <file path=customXml/item2.xml><?xml version="1.0" encoding="utf-8"?>
@@ -12842,33 +12699,50 @@
 </file>
 
 <file path=customXml/item3.xml><?xml version="1.0" encoding="utf-8"?>
-<?mso-contentType ?>
-<FormTemplates xmlns="http://schemas.microsoft.com/sharepoint/v3/contenttype/forms">
-  <Display>DocumentLibraryForm</Display>
-  <Edit>DocumentLibraryForm</Edit>
-  <New>DocumentLibraryForm</New>
-</FormTemplates>
+<p:properties xmlns:p="http://schemas.microsoft.com/office/2006/metadata/properties" xmlns:xsi="http://www.w3.org/2001/XMLSchema-instance" xmlns:pc="http://schemas.microsoft.com/office/infopath/2007/PartnerControls">
+  <documentManagement>
+    <TaxCatchAll xmlns="13c90a0b-73bc-4dc0-be5f-28d77b615beb" xsi:nil="true"/>
+    <lcf76f155ced4ddcb4097134ff3c332f xmlns="13c93bba-48ce-428c-bfe5-88b42c19b028">
+      <Terms xmlns="http://schemas.microsoft.com/office/infopath/2007/PartnerControls"/>
+    </lcf76f155ced4ddcb4097134ff3c332f>
+  </documentManagement>
+</p:properties>
 </file>
 
 <file path=customXml/itemProps1.xml><?xml version="1.0" encoding="utf-8"?>
-<ds:datastoreItem xmlns:ds="http://schemas.openxmlformats.org/officeDocument/2006/customXml" ds:itemID="{29AB67F1-8FF3-4B7A-94A8-FAC388E5205B}">
+<ds:datastoreItem xmlns:ds="http://schemas.openxmlformats.org/officeDocument/2006/customXml" ds:itemID="{D91356B1-0FB8-448B-A74D-2FF735E0C29A}">
   <ds:schemaRefs>
-    <ds:schemaRef ds:uri="http://schemas.microsoft.com/office/2006/metadata/properties"/>
-    <ds:schemaRef ds:uri="http://schemas.microsoft.com/office/infopath/2007/PartnerControls"/>
-    <ds:schemaRef ds:uri="2c0ff4f8-6664-4eb8-8bb0-965f2536cb1b"/>
-    <ds:schemaRef ds:uri="2b6b437a-5846-4934-ac66-7de06297595b"/>
+    <ds:schemaRef ds:uri="http://schemas.microsoft.com/sharepoint/v3/contenttype/forms"/>
   </ds:schemaRefs>
 </ds:datastoreItem>
 </file>
 
 <file path=customXml/itemProps2.xml><?xml version="1.0" encoding="utf-8"?>
-<ds:datastoreItem xmlns:ds="http://schemas.openxmlformats.org/officeDocument/2006/customXml" ds:itemID="{365205AD-6A12-46C2-B2C8-3802F310C890}"/>
+<ds:datastoreItem xmlns:ds="http://schemas.openxmlformats.org/officeDocument/2006/customXml" ds:itemID="{365205AD-6A12-46C2-B2C8-3802F310C890}">
+  <ds:schemaRefs>
+    <ds:schemaRef ds:uri="http://schemas.microsoft.com/office/2006/metadata/contentType"/>
+    <ds:schemaRef ds:uri="http://schemas.microsoft.com/office/2006/metadata/properties/metaAttributes"/>
+    <ds:schemaRef ds:uri="http://www.w3.org/2001/XMLSchema"/>
+    <ds:schemaRef ds:uri="http://schemas.microsoft.com/office/2006/metadata/properties"/>
+    <ds:schemaRef ds:uri="13c90a0b-73bc-4dc0-be5f-28d77b615beb"/>
+    <ds:schemaRef ds:uri="13c93bba-48ce-428c-bfe5-88b42c19b028"/>
+    <ds:schemaRef ds:uri="http://schemas.microsoft.com/office/2006/documentManagement/types"/>
+    <ds:schemaRef ds:uri="http://schemas.microsoft.com/office/infopath/2007/PartnerControls"/>
+    <ds:schemaRef ds:uri="http://schemas.openxmlformats.org/package/2006/metadata/core-properties"/>
+    <ds:schemaRef ds:uri="http://purl.org/dc/elements/1.1/"/>
+    <ds:schemaRef ds:uri="http://purl.org/dc/terms/"/>
+    <ds:schemaRef ds:uri="http://schemas.microsoft.com/internal/obd"/>
+  </ds:schemaRefs>
+</ds:datastoreItem>
 </file>
 
 <file path=customXml/itemProps3.xml><?xml version="1.0" encoding="utf-8"?>
-<ds:datastoreItem xmlns:ds="http://schemas.openxmlformats.org/officeDocument/2006/customXml" ds:itemID="{D91356B1-0FB8-448B-A74D-2FF735E0C29A}">
+<ds:datastoreItem xmlns:ds="http://schemas.openxmlformats.org/officeDocument/2006/customXml" ds:itemID="{29AB67F1-8FF3-4B7A-94A8-FAC388E5205B}">
   <ds:schemaRefs>
-    <ds:schemaRef ds:uri="http://schemas.microsoft.com/sharepoint/v3/contenttype/forms"/>
+    <ds:schemaRef ds:uri="http://schemas.microsoft.com/office/2006/metadata/properties"/>
+    <ds:schemaRef ds:uri="http://schemas.microsoft.com/office/infopath/2007/PartnerControls"/>
+    <ds:schemaRef ds:uri="13c90a0b-73bc-4dc0-be5f-28d77b615beb"/>
+    <ds:schemaRef ds:uri="13c93bba-48ce-428c-bfe5-88b42c19b028"/>
   </ds:schemaRefs>
 </ds:datastoreItem>
 </file>